--- a/Zombaja_user_stories.docx
+++ b/Zombaja_user_stories.docx
@@ -23,12 +23,6 @@
         <w:gridCol w:w="9696"/>
       </w:tblGrid>
       <w:tr>
-        <w:tblPrEx>
-          <w:tblCellMar>
-            <w:top w:w="0" w:type="dxa"/>
-            <w:bottom w:w="0" w:type="dxa"/>
-          </w:tblCellMar>
-        </w:tblPrEx>
         <w:tc>
           <w:tcPr>
             <w:tcW w:w="0" w:type="auto"/>
@@ -207,12 +201,6 @@
         <w:gridCol w:w="9696"/>
       </w:tblGrid>
       <w:tr>
-        <w:tblPrEx>
-          <w:tblCellMar>
-            <w:top w:w="0" w:type="dxa"/>
-            <w:bottom w:w="0" w:type="dxa"/>
-          </w:tblCellMar>
-        </w:tblPrEx>
         <w:tc>
           <w:tcPr>
             <w:tcW w:w="0" w:type="auto"/>
@@ -256,10 +244,7 @@
         <w:spacing w:before="120" w:after="120"/>
       </w:pPr>
       <w:r>
-        <w:t>1.1 Format Use</w:t>
-      </w:r>
-      <w:r>
-        <w:t>r Story-ja</w:t>
+        <w:t>1.1 Format User Story-ja</w:t>
       </w:r>
     </w:p>
     <w:p>
@@ -295,12 +280,6 @@
         <w:gridCol w:w="9690"/>
       </w:tblGrid>
       <w:tr>
-        <w:tblPrEx>
-          <w:tblCellMar>
-            <w:top w:w="0" w:type="dxa"/>
-            <w:bottom w:w="0" w:type="dxa"/>
-          </w:tblCellMar>
-        </w:tblPrEx>
         <w:tc>
           <w:tcPr>
             <w:tcW w:w="0" w:type="auto"/>
@@ -386,12 +365,6 @@
         <w:gridCol w:w="1611"/>
       </w:tblGrid>
       <w:tr>
-        <w:tblPrEx>
-          <w:tblCellMar>
-            <w:top w:w="0" w:type="dxa"/>
-            <w:bottom w:w="0" w:type="dxa"/>
-          </w:tblCellMar>
-        </w:tblPrEx>
         <w:trPr>
           <w:tblHeader/>
         </w:trPr>
@@ -487,12 +460,6 @@
         </w:tc>
       </w:tr>
       <w:tr>
-        <w:tblPrEx>
-          <w:tblCellMar>
-            <w:top w:w="0" w:type="dxa"/>
-            <w:bottom w:w="0" w:type="dxa"/>
-          </w:tblCellMar>
-        </w:tblPrEx>
         <w:tc>
           <w:tcPr>
             <w:tcW w:w="2200" w:type="dxa"/>
@@ -576,12 +543,6 @@
         </w:tc>
       </w:tr>
       <w:tr>
-        <w:tblPrEx>
-          <w:tblCellMar>
-            <w:top w:w="0" w:type="dxa"/>
-            <w:bottom w:w="0" w:type="dxa"/>
-          </w:tblCellMar>
-        </w:tblPrEx>
         <w:tc>
           <w:tcPr>
             <w:tcW w:w="2200" w:type="dxa"/>
@@ -665,12 +626,6 @@
         </w:tc>
       </w:tr>
       <w:tr>
-        <w:tblPrEx>
-          <w:tblCellMar>
-            <w:top w:w="0" w:type="dxa"/>
-            <w:bottom w:w="0" w:type="dxa"/>
-          </w:tblCellMar>
-        </w:tblPrEx>
         <w:tc>
           <w:tcPr>
             <w:tcW w:w="2200" w:type="dxa"/>
@@ -754,12 +709,6 @@
         </w:tc>
       </w:tr>
       <w:tr>
-        <w:tblPrEx>
-          <w:tblCellMar>
-            <w:top w:w="0" w:type="dxa"/>
-            <w:bottom w:w="0" w:type="dxa"/>
-          </w:tblCellMar>
-        </w:tblPrEx>
         <w:tc>
           <w:tcPr>
             <w:tcW w:w="2200" w:type="dxa"/>
@@ -874,12 +823,6 @@
         <w:gridCol w:w="7333"/>
       </w:tblGrid>
       <w:tr>
-        <w:tblPrEx>
-          <w:tblCellMar>
-            <w:top w:w="0" w:type="dxa"/>
-            <w:bottom w:w="0" w:type="dxa"/>
-          </w:tblCellMar>
-        </w:tblPrEx>
         <w:trPr>
           <w:tblHeader/>
         </w:trPr>
@@ -945,12 +888,6 @@
         </w:tc>
       </w:tr>
       <w:tr>
-        <w:tblPrEx>
-          <w:tblCellMar>
-            <w:top w:w="0" w:type="dxa"/>
-            <w:bottom w:w="0" w:type="dxa"/>
-          </w:tblCellMar>
-        </w:tblPrEx>
         <w:tc>
           <w:tcPr>
             <w:tcW w:w="2200" w:type="dxa"/>
@@ -1007,12 +944,6 @@
         </w:tc>
       </w:tr>
       <w:tr>
-        <w:tblPrEx>
-          <w:tblCellMar>
-            <w:top w:w="0" w:type="dxa"/>
-            <w:bottom w:w="0" w:type="dxa"/>
-          </w:tblCellMar>
-        </w:tblPrEx>
         <w:tc>
           <w:tcPr>
             <w:tcW w:w="2200" w:type="dxa"/>
@@ -1069,12 +1000,6 @@
         </w:tc>
       </w:tr>
       <w:tr>
-        <w:tblPrEx>
-          <w:tblCellMar>
-            <w:top w:w="0" w:type="dxa"/>
-            <w:bottom w:w="0" w:type="dxa"/>
-          </w:tblCellMar>
-        </w:tblPrEx>
         <w:tc>
           <w:tcPr>
             <w:tcW w:w="2200" w:type="dxa"/>
@@ -1131,12 +1056,6 @@
         </w:tc>
       </w:tr>
       <w:tr>
-        <w:tblPrEx>
-          <w:tblCellMar>
-            <w:top w:w="0" w:type="dxa"/>
-            <w:bottom w:w="0" w:type="dxa"/>
-          </w:tblCellMar>
-        </w:tblPrEx>
         <w:tc>
           <w:tcPr>
             <w:tcW w:w="2200" w:type="dxa"/>
@@ -1225,12 +1144,6 @@
         <w:gridCol w:w="5829"/>
       </w:tblGrid>
       <w:tr>
-        <w:tblPrEx>
-          <w:tblCellMar>
-            <w:top w:w="0" w:type="dxa"/>
-            <w:bottom w:w="0" w:type="dxa"/>
-          </w:tblCellMar>
-        </w:tblPrEx>
         <w:trPr>
           <w:tblHeader/>
         </w:trPr>
@@ -1327,12 +1240,6 @@
         </w:tc>
       </w:tr>
       <w:tr>
-        <w:tblPrEx>
-          <w:tblCellMar>
-            <w:top w:w="0" w:type="dxa"/>
-            <w:bottom w:w="0" w:type="dxa"/>
-          </w:tblCellMar>
-        </w:tblPrEx>
         <w:tc>
           <w:tcPr>
             <w:tcW w:w="1200" w:type="dxa"/>
@@ -1416,12 +1323,6 @@
         </w:tc>
       </w:tr>
       <w:tr>
-        <w:tblPrEx>
-          <w:tblCellMar>
-            <w:top w:w="0" w:type="dxa"/>
-            <w:bottom w:w="0" w:type="dxa"/>
-          </w:tblCellMar>
-        </w:tblPrEx>
         <w:tc>
           <w:tcPr>
             <w:tcW w:w="1200" w:type="dxa"/>
@@ -1505,12 +1406,6 @@
         </w:tc>
       </w:tr>
       <w:tr>
-        <w:tblPrEx>
-          <w:tblCellMar>
-            <w:top w:w="0" w:type="dxa"/>
-            <w:bottom w:w="0" w:type="dxa"/>
-          </w:tblCellMar>
-        </w:tblPrEx>
         <w:tc>
           <w:tcPr>
             <w:tcW w:w="1200" w:type="dxa"/>
@@ -1594,12 +1489,6 @@
         </w:tc>
       </w:tr>
       <w:tr>
-        <w:tblPrEx>
-          <w:tblCellMar>
-            <w:top w:w="0" w:type="dxa"/>
-            <w:bottom w:w="0" w:type="dxa"/>
-          </w:tblCellMar>
-        </w:tblPrEx>
         <w:tc>
           <w:tcPr>
             <w:tcW w:w="1200" w:type="dxa"/>
@@ -1683,12 +1572,6 @@
         </w:tc>
       </w:tr>
       <w:tr>
-        <w:tblPrEx>
-          <w:tblCellMar>
-            <w:top w:w="0" w:type="dxa"/>
-            <w:bottom w:w="0" w:type="dxa"/>
-          </w:tblCellMar>
-        </w:tblPrEx>
         <w:tc>
           <w:tcPr>
             <w:tcW w:w="1200" w:type="dxa"/>
@@ -1798,12 +1681,6 @@
         <w:gridCol w:w="9696"/>
       </w:tblGrid>
       <w:tr>
-        <w:tblPrEx>
-          <w:tblCellMar>
-            <w:top w:w="0" w:type="dxa"/>
-            <w:bottom w:w="0" w:type="dxa"/>
-          </w:tblCellMar>
-        </w:tblPrEx>
         <w:tc>
           <w:tcPr>
             <w:tcW w:w="0" w:type="auto"/>
@@ -1863,12 +1740,6 @@
         <w:gridCol w:w="9690"/>
       </w:tblGrid>
       <w:tr>
-        <w:tblPrEx>
-          <w:tblCellMar>
-            <w:top w:w="0" w:type="dxa"/>
-            <w:bottom w:w="0" w:type="dxa"/>
-          </w:tblCellMar>
-        </w:tblPrEx>
         <w:tc>
           <w:tcPr>
             <w:tcW w:w="0" w:type="auto"/>
@@ -2111,17 +1982,7 @@
                 <w:sz w:val="20"/>
                 <w:szCs w:val="20"/>
               </w:rPr>
-              <w:t>K</w:t>
-            </w:r>
-            <w:r>
-              <w:rPr>
-                <w:i/>
-                <w:iCs/>
-                <w:color w:val="595959"/>
-                <w:sz w:val="20"/>
-                <w:szCs w:val="20"/>
-              </w:rPr>
-              <w:t>od sobe treba biti lako čitljiv — izbegavati slova O/0 i I/l zbog sličnosti.</w:t>
+              <w:t>Kod sobe treba biti lako čitljiv — izbegavati slova O/0 i I/l zbog sličnosti.</w:t>
             </w:r>
           </w:p>
         </w:tc>
@@ -2153,12 +2014,6 @@
         <w:gridCol w:w="9690"/>
       </w:tblGrid>
       <w:tr>
-        <w:tblPrEx>
-          <w:tblCellMar>
-            <w:top w:w="0" w:type="dxa"/>
-            <w:bottom w:w="0" w:type="dxa"/>
-          </w:tblCellMar>
-        </w:tblPrEx>
         <w:tc>
           <w:tcPr>
             <w:tcW w:w="0" w:type="auto"/>
@@ -2424,12 +2279,6 @@
         <w:gridCol w:w="9690"/>
       </w:tblGrid>
       <w:tr>
-        <w:tblPrEx>
-          <w:tblCellMar>
-            <w:top w:w="0" w:type="dxa"/>
-            <w:bottom w:w="0" w:type="dxa"/>
-          </w:tblCellMar>
-        </w:tblPrEx>
         <w:tc>
           <w:tcPr>
             <w:tcW w:w="0" w:type="auto"/>
@@ -2646,14 +2495,7 @@
                 <w:sz w:val="20"/>
                 <w:szCs w:val="20"/>
               </w:rPr>
-              <w:t>Minimalan bro</w:t>
-            </w:r>
-            <w:r>
-              <w:rPr>
-                <w:sz w:val="20"/>
-                <w:szCs w:val="20"/>
-              </w:rPr>
-              <w:t>j igrača za pokretanje je 1.</w:t>
+              <w:t>Minimalan broj igrača za pokretanje je 1.</w:t>
             </w:r>
           </w:p>
           <w:p>
@@ -2703,12 +2545,6 @@
         <w:gridCol w:w="9690"/>
       </w:tblGrid>
       <w:tr>
-        <w:tblPrEx>
-          <w:tblCellMar>
-            <w:top w:w="0" w:type="dxa"/>
-            <w:bottom w:w="0" w:type="dxa"/>
-          </w:tblCellMar>
-        </w:tblPrEx>
         <w:tc>
           <w:tcPr>
             <w:tcW w:w="0" w:type="auto"/>
@@ -2888,14 +2724,7 @@
                 <w:sz w:val="20"/>
                 <w:szCs w:val="20"/>
               </w:rPr>
-              <w:t>Boja odabran</w:t>
-            </w:r>
-            <w:r>
-              <w:rPr>
-                <w:sz w:val="20"/>
-                <w:szCs w:val="20"/>
-              </w:rPr>
-              <w:t>a od strane jednog igrača ne može je odabrati drugi igrač.</w:t>
+              <w:t>Boja odabrana od strane jednog igrača ne može je odabrati drugi igrač.</w:t>
             </w:r>
           </w:p>
           <w:p>
@@ -2963,12 +2792,6 @@
         <w:gridCol w:w="9690"/>
       </w:tblGrid>
       <w:tr>
-        <w:tblPrEx>
-          <w:tblCellMar>
-            <w:top w:w="0" w:type="dxa"/>
-            <w:bottom w:w="0" w:type="dxa"/>
-          </w:tblCellMar>
-        </w:tblPrEx>
         <w:tc>
           <w:tcPr>
             <w:tcW w:w="0" w:type="auto"/>
@@ -3166,21 +2989,7 @@
                 <w:sz w:val="20"/>
                 <w:szCs w:val="20"/>
               </w:rPr>
-              <w:t>P</w:t>
-            </w:r>
-            <w:r>
-              <w:rPr>
-                <w:sz w:val="20"/>
-                <w:szCs w:val="20"/>
-              </w:rPr>
-              <w:t>ovezivanje se vrši bez p</w:t>
-            </w:r>
-            <w:r>
-              <w:rPr>
-                <w:sz w:val="20"/>
-                <w:szCs w:val="20"/>
-              </w:rPr>
-              <w:t>onovnog unosa sobe / koda.</w:t>
+              <w:t>Povezivanje se vrši bez ponovnog unosa sobe / koda.</w:t>
             </w:r>
           </w:p>
         </w:tc>
@@ -3212,12 +3021,6 @@
         <w:gridCol w:w="9690"/>
       </w:tblGrid>
       <w:tr>
-        <w:tblPrEx>
-          <w:tblCellMar>
-            <w:top w:w="0" w:type="dxa"/>
-            <w:bottom w:w="0" w:type="dxa"/>
-          </w:tblCellMar>
-        </w:tblPrEx>
         <w:tc>
           <w:tcPr>
             <w:tcW w:w="0" w:type="auto"/>
@@ -3415,14 +3218,7 @@
                 <w:sz w:val="20"/>
                 <w:szCs w:val="20"/>
               </w:rPr>
-              <w:t>Njegovo gledanje je sinhronizovano sa</w:t>
-            </w:r>
-            <w:r>
-              <w:rPr>
-                <w:sz w:val="20"/>
-                <w:szCs w:val="20"/>
-              </w:rPr>
-              <w:t xml:space="preserve"> serverom i prikazuje najnovije stanje mape.</w:t>
+              <w:t>Njegovo gledanje je sinhronizovano sa serverom i prikazuje najnovije stanje mape.</w:t>
             </w:r>
           </w:p>
           <w:p>
@@ -3473,12 +3269,6 @@
         <w:gridCol w:w="9690"/>
       </w:tblGrid>
       <w:tr>
-        <w:tblPrEx>
-          <w:tblCellMar>
-            <w:top w:w="0" w:type="dxa"/>
-            <w:bottom w:w="0" w:type="dxa"/>
-          </w:tblCellMar>
-        </w:tblPrEx>
         <w:tc>
           <w:tcPr>
             <w:tcW w:w="0" w:type="auto"/>
@@ -3658,14 +3448,7 @@
                 <w:sz w:val="20"/>
                 <w:szCs w:val="20"/>
               </w:rPr>
-              <w:t>Ako se igrač ne p</w:t>
-            </w:r>
-            <w:r>
-              <w:rPr>
-                <w:sz w:val="20"/>
-                <w:szCs w:val="20"/>
-              </w:rPr>
-              <w:t>rijavi ili odspoji, vlasnik može da potvrdi ponovni izbor spremnosti.</w:t>
+              <w:t>Ako se igrač ne prijavi ili odspoji, vlasnik može da potvrdi ponovni izbor spremnosti.</w:t>
             </w:r>
           </w:p>
           <w:p>
@@ -3738,12 +3521,6 @@
         <w:gridCol w:w="9696"/>
       </w:tblGrid>
       <w:tr>
-        <w:tblPrEx>
-          <w:tblCellMar>
-            <w:top w:w="0" w:type="dxa"/>
-            <w:bottom w:w="0" w:type="dxa"/>
-          </w:tblCellMar>
-        </w:tblPrEx>
         <w:tc>
           <w:tcPr>
             <w:tcW w:w="0" w:type="auto"/>
@@ -3803,12 +3580,6 @@
         <w:gridCol w:w="9690"/>
       </w:tblGrid>
       <w:tr>
-        <w:tblPrEx>
-          <w:tblCellMar>
-            <w:top w:w="0" w:type="dxa"/>
-            <w:bottom w:w="0" w:type="dxa"/>
-          </w:tblCellMar>
-        </w:tblPrEx>
         <w:tc>
           <w:tcPr>
             <w:tcW w:w="0" w:type="auto"/>
@@ -4056,12 +3827,6 @@
         <w:gridCol w:w="9690"/>
       </w:tblGrid>
       <w:tr>
-        <w:tblPrEx>
-          <w:tblCellMar>
-            <w:top w:w="0" w:type="dxa"/>
-            <w:bottom w:w="0" w:type="dxa"/>
-          </w:tblCellMar>
-        </w:tblPrEx>
         <w:tc>
           <w:tcPr>
             <w:tcW w:w="0" w:type="auto"/>
@@ -4291,12 +4056,6 @@
         <w:gridCol w:w="9690"/>
       </w:tblGrid>
       <w:tr>
-        <w:tblPrEx>
-          <w:tblCellMar>
-            <w:top w:w="0" w:type="dxa"/>
-            <w:bottom w:w="0" w:type="dxa"/>
-          </w:tblCellMar>
-        </w:tblPrEx>
         <w:tc>
           <w:tcPr>
             <w:tcW w:w="0" w:type="auto"/>
@@ -4399,14 +4158,7 @@
                 <w:b/>
                 <w:bCs/>
               </w:rPr>
-              <w:t>mogu da koristi</w:t>
-            </w:r>
-            <w:r>
-              <w:rPr>
-                <w:b/>
-                <w:bCs/>
-              </w:rPr>
-              <w:t>m item-e koje sam kupio iz shop-a,</w:t>
+              <w:t>mogu da koristim item-e koje sam kupio iz shop-a,</w:t>
             </w:r>
           </w:p>
           <w:p>
@@ -4533,12 +4285,6 @@
         <w:gridCol w:w="9690"/>
       </w:tblGrid>
       <w:tr>
-        <w:tblPrEx>
-          <w:tblCellMar>
-            <w:top w:w="0" w:type="dxa"/>
-            <w:bottom w:w="0" w:type="dxa"/>
-          </w:tblCellMar>
-        </w:tblPrEx>
         <w:tc>
           <w:tcPr>
             <w:tcW w:w="0" w:type="auto"/>
@@ -4719,14 +4465,7 @@
                 <w:sz w:val="20"/>
                 <w:szCs w:val="20"/>
               </w:rPr>
-              <w:t>Score se povećava po sv</w:t>
-            </w:r>
-            <w:r>
-              <w:rPr>
-                <w:sz w:val="20"/>
-                <w:szCs w:val="20"/>
-              </w:rPr>
-              <w:t>akom ubijenom zombiju.</w:t>
+              <w:t>Score se povećava po svakom ubijenom zombiju.</w:t>
             </w:r>
           </w:p>
           <w:p>
@@ -4776,12 +4515,6 @@
         <w:gridCol w:w="9690"/>
       </w:tblGrid>
       <w:tr>
-        <w:tblPrEx>
-          <w:tblCellMar>
-            <w:top w:w="0" w:type="dxa"/>
-            <w:bottom w:w="0" w:type="dxa"/>
-          </w:tblCellMar>
-        </w:tblPrEx>
         <w:tc>
           <w:tcPr>
             <w:tcW w:w="0" w:type="auto"/>
@@ -4961,14 +4694,7 @@
                 <w:sz w:val="20"/>
                 <w:szCs w:val="20"/>
               </w:rPr>
-              <w:t>Promena oružja se sinhronizuje sa serve</w:t>
-            </w:r>
-            <w:r>
-              <w:rPr>
-                <w:sz w:val="20"/>
-                <w:szCs w:val="20"/>
-              </w:rPr>
-              <w:t>rom i odmah menja aktivni slot u HUD-u.</w:t>
+              <w:t>Promena oružja se sinhronizuje sa serverom i odmah menja aktivni slot u HUD-u.</w:t>
             </w:r>
           </w:p>
           <w:p>
@@ -5036,12 +4762,6 @@
         <w:gridCol w:w="9690"/>
       </w:tblGrid>
       <w:tr>
-        <w:tblPrEx>
-          <w:tblCellMar>
-            <w:top w:w="0" w:type="dxa"/>
-            <w:bottom w:w="0" w:type="dxa"/>
-          </w:tblCellMar>
-        </w:tblPrEx>
         <w:tc>
           <w:tcPr>
             <w:tcW w:w="0" w:type="auto"/>
@@ -5257,14 +4977,7 @@
                 <w:sz w:val="20"/>
                 <w:szCs w:val="20"/>
               </w:rPr>
-              <w:t>Nakon unapređenja, oružje menja s</w:t>
-            </w:r>
-            <w:r>
-              <w:rPr>
-                <w:sz w:val="20"/>
-                <w:szCs w:val="20"/>
-              </w:rPr>
-              <w:t>voju snagu i brzinu paljbe.</w:t>
+              <w:t>Nakon unapređenja, oružje menja svoju snagu i brzinu paljbe.</w:t>
             </w:r>
           </w:p>
         </w:tc>
@@ -5296,12 +5009,6 @@
         <w:gridCol w:w="9690"/>
       </w:tblGrid>
       <w:tr>
-        <w:tblPrEx>
-          <w:tblCellMar>
-            <w:top w:w="0" w:type="dxa"/>
-            <w:bottom w:w="0" w:type="dxa"/>
-          </w:tblCellMar>
-        </w:tblPrEx>
         <w:tc>
           <w:tcPr>
             <w:tcW w:w="0" w:type="auto"/>
@@ -5518,14 +5225,7 @@
                 <w:sz w:val="20"/>
                 <w:szCs w:val="20"/>
               </w:rPr>
-              <w:t>Pištolj ostaje beskonačno pun, dok ostala o</w:t>
-            </w:r>
-            <w:r>
-              <w:rPr>
-                <w:sz w:val="20"/>
-                <w:szCs w:val="20"/>
-              </w:rPr>
-              <w:t>ružja imaju ograničene zalihe.</w:t>
+              <w:t>Pištolj ostaje beskonačno pun, dok ostala oružja imaju ograničene zalihe.</w:t>
             </w:r>
           </w:p>
         </w:tc>
@@ -5557,12 +5257,6 @@
         <w:gridCol w:w="9690"/>
       </w:tblGrid>
       <w:tr>
-        <w:tblPrEx>
-          <w:tblCellMar>
-            <w:top w:w="0" w:type="dxa"/>
-            <w:bottom w:w="0" w:type="dxa"/>
-          </w:tblCellMar>
-        </w:tblPrEx>
         <w:tc>
           <w:tcPr>
             <w:tcW w:w="0" w:type="auto"/>
@@ -5742,14 +5436,7 @@
                 <w:sz w:val="20"/>
                 <w:szCs w:val="20"/>
               </w:rPr>
-              <w:t>Medkit vraća život na 100%, adrenalin povećava brzinu i heal bar, a SPAS ubija zom</w:t>
-            </w:r>
-            <w:r>
-              <w:rPr>
-                <w:sz w:val="20"/>
-                <w:szCs w:val="20"/>
-              </w:rPr>
-              <w:t>bije u radijusu.</w:t>
+              <w:t>Medkit vraća život na 100%, adrenalin povećava brzinu i heal bar, a SPAS ubija zombije u radijusu.</w:t>
             </w:r>
           </w:p>
           <w:p>
@@ -5817,12 +5504,6 @@
         <w:gridCol w:w="9690"/>
       </w:tblGrid>
       <w:tr>
-        <w:tblPrEx>
-          <w:tblCellMar>
-            <w:top w:w="0" w:type="dxa"/>
-            <w:bottom w:w="0" w:type="dxa"/>
-          </w:tblCellMar>
-        </w:tblPrEx>
         <w:tc>
           <w:tcPr>
             <w:tcW w:w="0" w:type="auto"/>
@@ -6038,14 +5719,7 @@
                 <w:sz w:val="20"/>
                 <w:szCs w:val="20"/>
               </w:rPr>
-              <w:t>Wave transition overlay prikazuje poruku o početku nar</w:t>
-            </w:r>
-            <w:r>
-              <w:rPr>
-                <w:sz w:val="20"/>
-                <w:szCs w:val="20"/>
-              </w:rPr>
-              <w:t>ednog talasa.</w:t>
+              <w:t>Wave transition overlay prikazuje poruku o početku narednog talasa.</w:t>
             </w:r>
           </w:p>
         </w:tc>
@@ -6077,12 +5751,6 @@
         <w:gridCol w:w="9690"/>
       </w:tblGrid>
       <w:tr>
-        <w:tblPrEx>
-          <w:tblCellMar>
-            <w:top w:w="0" w:type="dxa"/>
-            <w:bottom w:w="0" w:type="dxa"/>
-          </w:tblCellMar>
-        </w:tblPrEx>
         <w:tc>
           <w:tcPr>
             <w:tcW w:w="0" w:type="auto"/>
@@ -6186,7 +5854,7 @@
                 <w:b/>
                 <w:bCs/>
               </w:rPr>
-              <w:t>imam jasan sistem smrti i respawna ili eliminacije u rundi,</w:t>
+              <w:t>imam jasan sistem smrti i respawna i eliminacije u rundi,</w:t>
             </w:r>
           </w:p>
           <w:p>
@@ -6263,24 +5931,6 @@
                 <w:sz w:val="20"/>
                 <w:szCs w:val="20"/>
               </w:rPr>
-              <w:t>Server beleži smrt i ažurira score / status u HUD-u i tabeli.</w:t>
-            </w:r>
-          </w:p>
-          <w:p>
-            <w:pPr>
-              <w:pStyle w:val="ListParagraph"/>
-              <w:numPr>
-                <w:ilvl w:val="0"/>
-                <w:numId w:val="1"/>
-              </w:numPr>
-              <w:spacing w:after="40"/>
-              <w:ind w:left="260"/>
-            </w:pPr>
-            <w:r>
-              <w:rPr>
-                <w:sz w:val="20"/>
-                <w:szCs w:val="20"/>
-              </w:rPr>
               <w:t>Preostali igrači nastavljaju da igraju normalno bez prekida.</w:t>
             </w:r>
           </w:p>
@@ -6299,14 +5949,21 @@
                 <w:sz w:val="20"/>
                 <w:szCs w:val="20"/>
               </w:rPr>
-              <w:t xml:space="preserve">Eliminisan igrač nadalje vidi ostatak runde kao </w:t>
-            </w:r>
-            <w:r>
-              <w:rPr>
-                <w:sz w:val="20"/>
-                <w:szCs w:val="20"/>
-              </w:rPr>
-              <w:t>spectator.</w:t>
+              <w:t>Eliminisan igrač nadalje vidi ostatak runde kao spectator.</w:t>
+            </w:r>
+          </w:p>
+          <w:p>
+            <w:pPr>
+              <w:pStyle w:val="ListParagraph"/>
+              <w:numPr>
+                <w:ilvl w:val="0"/>
+                <w:numId w:val="1"/>
+              </w:numPr>
+              <w:spacing w:after="40"/>
+              <w:ind w:left="260"/>
+            </w:pPr>
+            <w:r>
+              <w:t>Na kraju runde, ako ima barem jednam član tima da je živ, on se vraća u igru.</w:t>
             </w:r>
           </w:p>
         </w:tc>
@@ -6338,12 +5995,214 @@
         <w:gridCol w:w="9690"/>
       </w:tblGrid>
       <w:tr>
-        <w:tblPrEx>
-          <w:tblCellMar>
-            <w:top w:w="0" w:type="dxa"/>
-            <w:bottom w:w="0" w:type="dxa"/>
-          </w:tblCellMar>
-        </w:tblPrEx>
+        <w:tc>
+          <w:tcPr>
+            <w:tcW w:w="0" w:type="auto"/>
+            <w:tcBorders>
+              <w:top w:val="single" w:sz="6" w:space="0" w:color="C0392B"/>
+              <w:left w:val="single" w:sz="6" w:space="0" w:color="C0392B"/>
+              <w:bottom w:val="single" w:sz="6" w:space="0" w:color="C0392B"/>
+              <w:right w:val="single" w:sz="6" w:space="0" w:color="C0392B"/>
+            </w:tcBorders>
+            <w:shd w:val="clear" w:color="auto" w:fill="F8D7DA"/>
+            <w:tcMar>
+              <w:top w:w="200" w:type="dxa"/>
+              <w:left w:w="240" w:type="dxa"/>
+              <w:bottom w:w="200" w:type="dxa"/>
+              <w:right w:w="240" w:type="dxa"/>
+            </w:tcMar>
+          </w:tcPr>
+          <w:p>
+            <w:pPr>
+              <w:spacing w:after="200"/>
+            </w:pPr>
+            <w:r>
+              <w:rPr>
+                <w:b/>
+                <w:bCs/>
+              </w:rPr>
+              <w:t>US-25</w:t>
+            </w:r>
+            <w:r>
+              <w:rPr>
+                <w:i/>
+                <w:iCs/>
+              </w:rPr>
+              <w:t xml:space="preserve">   EP-02</w:t>
+            </w:r>
+            <w:r>
+              <w:rPr>
+                <w:b/>
+                <w:bCs/>
+              </w:rPr>
+              <w:t xml:space="preserve">  [Must Have]</w:t>
+            </w:r>
+          </w:p>
+          <w:p>
+            <w:pPr>
+              <w:spacing w:after="200"/>
+            </w:pPr>
+            <w:r>
+              <w:rPr>
+                <w:i/>
+                <w:iCs/>
+              </w:rPr>
+              <w:t>Kao</w:t>
+            </w:r>
+          </w:p>
+          <w:p>
+            <w:pPr>
+              <w:spacing w:after="200"/>
+            </w:pPr>
+            <w:r>
+              <w:rPr>
+                <w:b/>
+                <w:bCs/>
+              </w:rPr>
+              <w:t>igrač,</w:t>
+            </w:r>
+          </w:p>
+          <w:p>
+            <w:pPr>
+              <w:spacing w:after="200"/>
+            </w:pPr>
+            <w:r>
+              <w:rPr>
+                <w:i/>
+                <w:iCs/>
+              </w:rPr>
+              <w:t>želim da</w:t>
+            </w:r>
+          </w:p>
+          <w:p>
+            <w:pPr>
+              <w:spacing w:after="200"/>
+            </w:pPr>
+            <w:r>
+              <w:rPr>
+                <w:b/>
+                <w:bCs/>
+              </w:rPr>
+              <w:t>mogu da odlučim da li želi da započnem novu igru, ili da ostanme sa istom ekipom nakon kraja igre</w:t>
+            </w:r>
+            <w:r>
+              <w:rPr>
+                <w:b/>
+                <w:bCs/>
+              </w:rPr>
+              <w:t>,</w:t>
+            </w:r>
+          </w:p>
+          <w:p>
+            <w:pPr>
+              <w:spacing w:after="200"/>
+            </w:pPr>
+            <w:r>
+              <w:rPr>
+                <w:i/>
+                <w:iCs/>
+              </w:rPr>
+              <w:t>kako bih</w:t>
+            </w:r>
+          </w:p>
+          <w:p>
+            <w:pPr>
+              <w:spacing w:after="200"/>
+            </w:pPr>
+            <w:r>
+              <w:rPr>
+                <w:b/>
+                <w:bCs/>
+              </w:rPr>
+              <w:t>nastavio svoju igru sa istim ljudima</w:t>
+            </w:r>
+            <w:r>
+              <w:rPr>
+                <w:b/>
+                <w:bCs/>
+              </w:rPr>
+              <w:t>.</w:t>
+            </w:r>
+          </w:p>
+          <w:p>
+            <w:pPr>
+              <w:spacing w:after="200"/>
+            </w:pPr>
+            <w:r>
+              <w:rPr>
+                <w:b/>
+                <w:bCs/>
+              </w:rPr>
+              <w:t>Kriterijumi prihvatanja:</w:t>
+            </w:r>
+          </w:p>
+          <w:p>
+            <w:pPr>
+              <w:numPr>
+                <w:ilvl w:val="0"/>
+                <w:numId w:val="1"/>
+              </w:numPr>
+              <w:spacing w:after="200"/>
+            </w:pPr>
+            <w:r>
+              <w:t xml:space="preserve">Kad </w:t>
+            </w:r>
+            <w:r>
+              <w:t>svi igrači crknu i nema više spasa</w:t>
+            </w:r>
+            <w:r>
+              <w:t>.</w:t>
+            </w:r>
+          </w:p>
+          <w:p>
+            <w:pPr>
+              <w:numPr>
+                <w:ilvl w:val="0"/>
+                <w:numId w:val="1"/>
+              </w:numPr>
+              <w:spacing w:after="200"/>
+            </w:pPr>
+            <w:r>
+              <w:t>Na ekranu želim da imam opciju da se: vratim na glavni meni, ili da nastavim novu igru sa isim društvom, ili mogu samo da udjem u novu javnu igru</w:t>
+            </w:r>
+            <w:r>
+              <w:t>.</w:t>
+            </w:r>
+          </w:p>
+        </w:tc>
+      </w:tr>
+    </w:tbl>
+    <w:p>
+      <w:pPr>
+        <w:spacing w:after="200"/>
+      </w:pPr>
+    </w:p>
+    <w:p>
+      <w:pPr>
+        <w:spacing w:after="200"/>
+      </w:pPr>
+    </w:p>
+    <w:tbl>
+      <w:tblPr>
+        <w:tblW w:w="5000" w:type="pct"/>
+        <w:tblBorders>
+          <w:top w:val="none" w:sz="0" w:space="0" w:color="FFFFFF"/>
+          <w:left w:val="none" w:sz="0" w:space="0" w:color="FFFFFF"/>
+          <w:bottom w:val="none" w:sz="0" w:space="0" w:color="FFFFFF"/>
+          <w:right w:val="none" w:sz="0" w:space="0" w:color="FFFFFF"/>
+          <w:insideH w:val="single" w:sz="4" w:space="0" w:color="auto"/>
+          <w:insideV w:val="single" w:sz="4" w:space="0" w:color="auto"/>
+        </w:tblBorders>
+        <w:tblCellMar>
+          <w:left w:w="10" w:type="dxa"/>
+          <w:right w:w="10" w:type="dxa"/>
+        </w:tblCellMar>
+        <w:tblLook w:val="0000" w:firstRow="0" w:lastRow="0" w:firstColumn="0" w:lastColumn="0" w:noHBand="0" w:noVBand="0"/>
+      </w:tblPr>
+      <w:tblGrid>
+        <w:gridCol w:w="9690"/>
+      </w:tblGrid>
+      <w:tr>
         <w:tc>
           <w:tcPr>
             <w:tcW w:w="0" w:type="auto"/>
@@ -6541,14 +6400,7 @@
                 <w:sz w:val="20"/>
                 <w:szCs w:val="20"/>
               </w:rPr>
-              <w:t>Status efekata kao adrenalin i akti</w:t>
-            </w:r>
-            <w:r>
-              <w:rPr>
-                <w:sz w:val="20"/>
-                <w:szCs w:val="20"/>
-              </w:rPr>
-              <w:t>vno channeling se prikazuju jasno i jednostavno.</w:t>
+              <w:t>Status efekata kao adrenalin i aktivno channeling se prikazuju jasno i jednostavno.</w:t>
             </w:r>
           </w:p>
           <w:p>
@@ -6598,12 +6450,6 @@
         <w:gridCol w:w="9690"/>
       </w:tblGrid>
       <w:tr>
-        <w:tblPrEx>
-          <w:tblCellMar>
-            <w:top w:w="0" w:type="dxa"/>
-            <w:bottom w:w="0" w:type="dxa"/>
-          </w:tblCellMar>
-        </w:tblPrEx>
         <w:tc>
           <w:tcPr>
             <w:tcW w:w="0" w:type="auto"/>
@@ -6632,6 +6478,7 @@
                 <w:sz w:val="22"/>
                 <w:szCs w:val="22"/>
               </w:rPr>
+              <w:lastRenderedPageBreak/>
               <w:t>US-27</w:t>
             </w:r>
             <w:r>
@@ -6819,14 +6666,7 @@
                 <w:sz w:val="20"/>
                 <w:szCs w:val="20"/>
               </w:rPr>
-              <w:t>Sistem nagrada je konzistentan za klijente i serve</w:t>
-            </w:r>
-            <w:r>
-              <w:rPr>
-                <w:sz w:val="20"/>
-                <w:szCs w:val="20"/>
-              </w:rPr>
-              <w:t>r.</w:t>
+              <w:t>Sistem nagrada je konzistentan za klijente i server.</w:t>
             </w:r>
           </w:p>
         </w:tc>
@@ -6858,12 +6698,6 @@
         <w:gridCol w:w="9690"/>
       </w:tblGrid>
       <w:tr>
-        <w:tblPrEx>
-          <w:tblCellMar>
-            <w:top w:w="0" w:type="dxa"/>
-            <w:bottom w:w="0" w:type="dxa"/>
-          </w:tblCellMar>
-        </w:tblPrEx>
         <w:tc>
           <w:tcPr>
             <w:tcW w:w="0" w:type="auto"/>
@@ -6966,7 +6800,6 @@
                 <w:b/>
                 <w:bCs/>
               </w:rPr>
-              <w:lastRenderedPageBreak/>
               <w:t>se suočim sa različitim tipovima zombija sa različitom brzinom, zdravljem i sposobnostima,</w:t>
             </w:r>
           </w:p>
@@ -7080,14 +6913,7 @@
                 <w:sz w:val="20"/>
                 <w:szCs w:val="20"/>
               </w:rPr>
-              <w:t>Pored kompleksnosti, igra treba da ostane bal</w:t>
-            </w:r>
-            <w:r>
-              <w:rPr>
-                <w:sz w:val="20"/>
-                <w:szCs w:val="20"/>
-              </w:rPr>
-              <w:t>ansirana i igriva.</w:t>
+              <w:t>Pored kompleksnosti, igra treba da ostane balansirana i igriva.</w:t>
             </w:r>
           </w:p>
         </w:tc>
@@ -7119,12 +6945,6 @@
         <w:gridCol w:w="9690"/>
       </w:tblGrid>
       <w:tr>
-        <w:tblPrEx>
-          <w:tblCellMar>
-            <w:top w:w="0" w:type="dxa"/>
-            <w:bottom w:w="0" w:type="dxa"/>
-          </w:tblCellMar>
-        </w:tblPrEx>
         <w:tc>
           <w:tcPr>
             <w:tcW w:w="0" w:type="auto"/>
@@ -7340,14 +7160,235 @@
                 <w:sz w:val="20"/>
                 <w:szCs w:val="20"/>
               </w:rPr>
-              <w:t>Balans i trajanje su definisani centralno na</w:t>
-            </w:r>
-            <w:r>
-              <w:rPr>
-                <w:sz w:val="20"/>
-                <w:szCs w:val="20"/>
-              </w:rPr>
-              <w:t xml:space="preserve"> serveru.</w:t>
+              <w:t>Balans i trajanje su definisani centralno na serveru.</w:t>
+            </w:r>
+          </w:p>
+        </w:tc>
+      </w:tr>
+    </w:tbl>
+    <w:p>
+      <w:pPr>
+        <w:spacing w:after="200"/>
+      </w:pPr>
+    </w:p>
+    <w:tbl>
+      <w:tblPr>
+        <w:tblW w:w="5000" w:type="pct"/>
+        <w:tblBorders>
+          <w:top w:val="none" w:sz="0" w:space="0" w:color="FFFFFF"/>
+          <w:left w:val="none" w:sz="0" w:space="0" w:color="FFFFFF"/>
+          <w:bottom w:val="none" w:sz="0" w:space="0" w:color="FFFFFF"/>
+          <w:right w:val="none" w:sz="0" w:space="0" w:color="FFFFFF"/>
+          <w:insideH w:val="single" w:sz="4" w:space="0" w:color="auto"/>
+          <w:insideV w:val="single" w:sz="4" w:space="0" w:color="auto"/>
+        </w:tblBorders>
+        <w:tblCellMar>
+          <w:left w:w="10" w:type="dxa"/>
+          <w:right w:w="10" w:type="dxa"/>
+        </w:tblCellMar>
+        <w:tblLook w:val="0000" w:firstRow="0" w:lastRow="0" w:firstColumn="0" w:lastColumn="0" w:noHBand="0" w:noVBand="0"/>
+      </w:tblPr>
+      <w:tblGrid>
+        <w:gridCol w:w="9690"/>
+      </w:tblGrid>
+      <w:tr>
+        <w:trPr>
+          <w:trHeight w:val="4329"/>
+        </w:trPr>
+        <w:tc>
+          <w:tcPr>
+            <w:tcW w:w="0" w:type="auto"/>
+            <w:tcBorders>
+              <w:top w:val="single" w:sz="6" w:space="0" w:color="2471A3"/>
+              <w:left w:val="single" w:sz="6" w:space="0" w:color="2471A3"/>
+              <w:bottom w:val="single" w:sz="6" w:space="0" w:color="2471A3"/>
+              <w:right w:val="single" w:sz="6" w:space="0" w:color="2471A3"/>
+            </w:tcBorders>
+            <w:shd w:val="clear" w:color="auto" w:fill="D6EAF8"/>
+            <w:tcMar>
+              <w:top w:w="200" w:type="dxa"/>
+              <w:left w:w="240" w:type="dxa"/>
+              <w:bottom w:w="200" w:type="dxa"/>
+              <w:right w:w="240" w:type="dxa"/>
+            </w:tcMar>
+          </w:tcPr>
+          <w:p>
+            <w:pPr>
+              <w:spacing w:after="200"/>
+            </w:pPr>
+            <w:r>
+              <w:rPr>
+                <w:b/>
+                <w:bCs/>
+              </w:rPr>
+              <w:lastRenderedPageBreak/>
+              <w:t>US-</w:t>
+            </w:r>
+            <w:r>
+              <w:rPr>
+                <w:b/>
+                <w:bCs/>
+              </w:rPr>
+              <w:t>30</w:t>
+            </w:r>
+            <w:r>
+              <w:rPr>
+                <w:i/>
+                <w:iCs/>
+              </w:rPr>
+              <w:t xml:space="preserve">   EP-02</w:t>
+            </w:r>
+            <w:r>
+              <w:rPr>
+                <w:b/>
+                <w:bCs/>
+              </w:rPr>
+              <w:t xml:space="preserve">  [Could Have]</w:t>
+            </w:r>
+          </w:p>
+          <w:p>
+            <w:pPr>
+              <w:spacing w:before="240"/>
+            </w:pPr>
+            <w:r>
+              <w:rPr>
+                <w:i/>
+                <w:iCs/>
+              </w:rPr>
+              <w:t>Kao</w:t>
+            </w:r>
+          </w:p>
+          <w:p>
+            <w:pPr>
+              <w:spacing w:after="200"/>
+            </w:pPr>
+            <w:r>
+              <w:rPr>
+                <w:b/>
+                <w:bCs/>
+              </w:rPr>
+              <w:t>igrač,</w:t>
+            </w:r>
+          </w:p>
+          <w:p>
+            <w:r>
+              <w:rPr>
+                <w:i/>
+                <w:iCs/>
+              </w:rPr>
+              <w:t>želim da</w:t>
+            </w:r>
+          </w:p>
+          <w:p>
+            <w:pPr>
+              <w:spacing w:after="200"/>
+            </w:pPr>
+            <w:r>
+              <w:rPr>
+                <w:b/>
+                <w:bCs/>
+              </w:rPr>
+              <w:t>se kockam</w:t>
+            </w:r>
+            <w:r>
+              <w:rPr>
+                <w:b/>
+                <w:bCs/>
+              </w:rPr>
+              <w:t>,</w:t>
+            </w:r>
+          </w:p>
+          <w:p>
+            <w:r>
+              <w:rPr>
+                <w:i/>
+                <w:iCs/>
+              </w:rPr>
+              <w:t>kako bih</w:t>
+            </w:r>
+          </w:p>
+          <w:p>
+            <w:pPr>
+              <w:spacing w:after="200"/>
+            </w:pPr>
+            <w:r>
+              <w:rPr>
+                <w:b/>
+                <w:bCs/>
+              </w:rPr>
+              <w:t>se osećao ponovo mlad</w:t>
+            </w:r>
+            <w:r>
+              <w:rPr>
+                <w:b/>
+                <w:bCs/>
+              </w:rPr>
+              <w:t>.</w:t>
+            </w:r>
+          </w:p>
+          <w:p>
+            <w:r>
+              <w:rPr>
+                <w:b/>
+                <w:bCs/>
+              </w:rPr>
+              <w:t>Kriterijumi prihvatanja:</w:t>
+            </w:r>
+          </w:p>
+          <w:p>
+            <w:pPr>
+              <w:numPr>
+                <w:ilvl w:val="0"/>
+                <w:numId w:val="1"/>
+              </w:numPr>
+            </w:pPr>
+            <w:r>
+              <w:t>Pritisnem slovo G na tastaturi</w:t>
+            </w:r>
+            <w:r>
+              <w:t>.</w:t>
+            </w:r>
+          </w:p>
+          <w:p>
+            <w:pPr>
+              <w:numPr>
+                <w:ilvl w:val="0"/>
+                <w:numId w:val="1"/>
+              </w:numPr>
+            </w:pPr>
+            <w:r>
+              <w:t>Nakon što se svi igraci slože da se kockaju pali se rulet na kraju runde</w:t>
+            </w:r>
+            <w:r>
+              <w:t>.</w:t>
+            </w:r>
+          </w:p>
+          <w:p>
+            <w:pPr>
+              <w:numPr>
+                <w:ilvl w:val="0"/>
+                <w:numId w:val="1"/>
+              </w:numPr>
+            </w:pPr>
+            <w:r>
+              <w:t>Kockamo se sa svim parama</w:t>
+            </w:r>
+            <w:r>
+              <w:t>.</w:t>
+            </w:r>
+          </w:p>
+          <w:p>
+            <w:pPr>
+              <w:numPr>
+                <w:ilvl w:val="0"/>
+                <w:numId w:val="1"/>
+              </w:numPr>
+            </w:pPr>
+            <w:r>
+              <w:t>Kada svi glasaju da su gotovi gotovo kockanje</w:t>
+            </w:r>
+            <w:r>
+              <w:t>.</w:t>
             </w:r>
           </w:p>
         </w:tc>
@@ -7384,12 +7425,6 @@
         <w:gridCol w:w="9696"/>
       </w:tblGrid>
       <w:tr>
-        <w:tblPrEx>
-          <w:tblCellMar>
-            <w:top w:w="0" w:type="dxa"/>
-            <w:bottom w:w="0" w:type="dxa"/>
-          </w:tblCellMar>
-        </w:tblPrEx>
         <w:tc>
           <w:tcPr>
             <w:tcW w:w="0" w:type="auto"/>
@@ -7449,12 +7484,6 @@
         <w:gridCol w:w="9690"/>
       </w:tblGrid>
       <w:tr>
-        <w:tblPrEx>
-          <w:tblCellMar>
-            <w:top w:w="0" w:type="dxa"/>
-            <w:bottom w:w="0" w:type="dxa"/>
-          </w:tblCellMar>
-        </w:tblPrEx>
         <w:tc>
           <w:tcPr>
             <w:tcW w:w="0" w:type="auto"/>
@@ -7652,14 +7681,7 @@
                 <w:sz w:val="20"/>
                 <w:szCs w:val="20"/>
               </w:rPr>
-              <w:t>Projektili su vidljivi sv</w:t>
-            </w:r>
-            <w:r>
-              <w:rPr>
-                <w:sz w:val="20"/>
-                <w:szCs w:val="20"/>
-              </w:rPr>
-              <w:t>im igračima istovremeno (serverski autoritativni).</w:t>
+              <w:t>Projektili su vidljivi svim igračima istovremeno (serverski autoritativni).</w:t>
             </w:r>
           </w:p>
           <w:p>
@@ -7709,12 +7731,6 @@
         <w:gridCol w:w="9690"/>
       </w:tblGrid>
       <w:tr>
-        <w:tblPrEx>
-          <w:tblCellMar>
-            <w:top w:w="0" w:type="dxa"/>
-            <w:bottom w:w="0" w:type="dxa"/>
-          </w:tblCellMar>
-        </w:tblPrEx>
         <w:tc>
           <w:tcPr>
             <w:tcW w:w="0" w:type="auto"/>
@@ -7944,12 +7960,6 @@
         <w:gridCol w:w="9690"/>
       </w:tblGrid>
       <w:tr>
-        <w:tblPrEx>
-          <w:tblCellMar>
-            <w:top w:w="0" w:type="dxa"/>
-            <w:bottom w:w="0" w:type="dxa"/>
-          </w:tblCellMar>
-        </w:tblPrEx>
         <w:tc>
           <w:tcPr>
             <w:tcW w:w="0" w:type="auto"/>
@@ -8067,17 +8077,7 @@
                 <w:sz w:val="20"/>
                 <w:szCs w:val="20"/>
               </w:rPr>
-              <w:t>kako</w:t>
-            </w:r>
-            <w:r>
-              <w:rPr>
-                <w:i/>
-                <w:iCs/>
-                <w:color w:val="595959"/>
-                <w:sz w:val="20"/>
-                <w:szCs w:val="20"/>
-              </w:rPr>
-              <w:t xml:space="preserve"> bih</w:t>
+              <w:t>kako bih</w:t>
             </w:r>
           </w:p>
           <w:p>
@@ -8171,12 +8171,6 @@
         <w:gridCol w:w="9690"/>
       </w:tblGrid>
       <w:tr>
-        <w:tblPrEx>
-          <w:tblCellMar>
-            <w:top w:w="0" w:type="dxa"/>
-            <w:bottom w:w="0" w:type="dxa"/>
-          </w:tblCellMar>
-        </w:tblPrEx>
         <w:tc>
           <w:tcPr>
             <w:tcW w:w="0" w:type="auto"/>
@@ -8339,14 +8333,7 @@
                 <w:sz w:val="20"/>
                 <w:szCs w:val="20"/>
               </w:rPr>
-              <w:t xml:space="preserve">Server proverava sve hitove </w:t>
-            </w:r>
-            <w:r>
-              <w:rPr>
-                <w:sz w:val="20"/>
-                <w:szCs w:val="20"/>
-              </w:rPr>
-              <w:t>i damage state pre nego što se potvrde za klijente.</w:t>
+              <w:t>Server proverava sve hitove i damage state pre nego što se potvrde za klijente.</w:t>
             </w:r>
           </w:p>
           <w:p>
@@ -8432,12 +8419,6 @@
         <w:gridCol w:w="9690"/>
       </w:tblGrid>
       <w:tr>
-        <w:tblPrEx>
-          <w:tblCellMar>
-            <w:top w:w="0" w:type="dxa"/>
-            <w:bottom w:w="0" w:type="dxa"/>
-          </w:tblCellMar>
-        </w:tblPrEx>
         <w:tc>
           <w:tcPr>
             <w:tcW w:w="0" w:type="auto"/>
@@ -8690,12 +8671,6 @@
         <w:gridCol w:w="9696"/>
       </w:tblGrid>
       <w:tr>
-        <w:tblPrEx>
-          <w:tblCellMar>
-            <w:top w:w="0" w:type="dxa"/>
-            <w:bottom w:w="0" w:type="dxa"/>
-          </w:tblCellMar>
-        </w:tblPrEx>
         <w:tc>
           <w:tcPr>
             <w:tcW w:w="0" w:type="auto"/>
@@ -8723,17 +8698,7 @@
                 <w:szCs w:val="24"/>
               </w:rPr>
               <w:lastRenderedPageBreak/>
-              <w:t>EP-04</w:t>
-            </w:r>
-            <w:r>
-              <w:rPr>
-                <w:b/>
-                <w:bCs/>
-                <w:color w:val="FFFFFF"/>
-                <w:sz w:val="24"/>
-                <w:szCs w:val="24"/>
-              </w:rPr>
-              <w:t xml:space="preserve"> UI / UX</w:t>
+              <w:t>EP-04 UI / UX</w:t>
             </w:r>
           </w:p>
         </w:tc>
@@ -8765,12 +8730,6 @@
         <w:gridCol w:w="9690"/>
       </w:tblGrid>
       <w:tr>
-        <w:tblPrEx>
-          <w:tblCellMar>
-            <w:top w:w="0" w:type="dxa"/>
-            <w:bottom w:w="0" w:type="dxa"/>
-          </w:tblCellMar>
-        </w:tblPrEx>
         <w:tc>
           <w:tcPr>
             <w:tcW w:w="0" w:type="auto"/>
@@ -9000,12 +8959,6 @@
         <w:gridCol w:w="9690"/>
       </w:tblGrid>
       <w:tr>
-        <w:tblPrEx>
-          <w:tblCellMar>
-            <w:top w:w="0" w:type="dxa"/>
-            <w:bottom w:w="0" w:type="dxa"/>
-          </w:tblCellMar>
-        </w:tblPrEx>
         <w:tc>
           <w:tcPr>
             <w:tcW w:w="0" w:type="auto"/>
@@ -9203,14 +9156,7 @@
                 <w:sz w:val="20"/>
                 <w:szCs w:val="20"/>
               </w:rPr>
-              <w:t xml:space="preserve">Podešavanja se čuvaju lokalno i pamte za sledeće </w:t>
-            </w:r>
-            <w:r>
-              <w:rPr>
-                <w:sz w:val="20"/>
-                <w:szCs w:val="20"/>
-              </w:rPr>
-              <w:t>sesije.</w:t>
+              <w:t>Podešavanja se čuvaju lokalno i pamte za sledeće sesije.</w:t>
             </w:r>
           </w:p>
         </w:tc>
@@ -9242,12 +9188,6 @@
         <w:gridCol w:w="9690"/>
       </w:tblGrid>
       <w:tr>
-        <w:tblPrEx>
-          <w:tblCellMar>
-            <w:top w:w="0" w:type="dxa"/>
-            <w:bottom w:w="0" w:type="dxa"/>
-          </w:tblCellMar>
-        </w:tblPrEx>
         <w:tc>
           <w:tcPr>
             <w:tcW w:w="0" w:type="auto"/>
@@ -9495,12 +9435,6 @@
         <w:gridCol w:w="9690"/>
       </w:tblGrid>
       <w:tr>
-        <w:tblPrEx>
-          <w:tblCellMar>
-            <w:top w:w="0" w:type="dxa"/>
-            <w:bottom w:w="0" w:type="dxa"/>
-          </w:tblCellMar>
-        </w:tblPrEx>
         <w:tc>
           <w:tcPr>
             <w:tcW w:w="0" w:type="auto"/>
@@ -9749,12 +9683,6 @@
         <w:gridCol w:w="9690"/>
       </w:tblGrid>
       <w:tr>
-        <w:tblPrEx>
-          <w:tblCellMar>
-            <w:top w:w="0" w:type="dxa"/>
-            <w:bottom w:w="0" w:type="dxa"/>
-          </w:tblCellMar>
-        </w:tblPrEx>
         <w:tc>
           <w:tcPr>
             <w:tcW w:w="0" w:type="auto"/>
@@ -9783,16 +9711,7 @@
                 <w:sz w:val="22"/>
                 <w:szCs w:val="22"/>
               </w:rPr>
-              <w:t>US-</w:t>
-            </w:r>
-            <w:r>
-              <w:rPr>
-                <w:b/>
-                <w:bCs/>
-                <w:sz w:val="22"/>
-                <w:szCs w:val="22"/>
-              </w:rPr>
-              <w:t>33</w:t>
+              <w:t>US-33</w:t>
             </w:r>
             <w:r>
               <w:rPr>
@@ -9979,14 +9898,7 @@
                 <w:sz w:val="20"/>
                 <w:szCs w:val="20"/>
               </w:rPr>
-              <w:t>Background music se pokreće jedinstve</w:t>
-            </w:r>
-            <w:r>
-              <w:rPr>
-                <w:sz w:val="20"/>
-                <w:szCs w:val="20"/>
-              </w:rPr>
-              <w:t>no za sve klijente u sobi.</w:t>
+              <w:t>Background music se pokreće jedinstveno za sve klijente u sobi.</w:t>
             </w:r>
           </w:p>
         </w:tc>
@@ -10018,12 +9930,6 @@
         <w:gridCol w:w="9690"/>
       </w:tblGrid>
       <w:tr>
-        <w:tblPrEx>
-          <w:tblCellMar>
-            <w:top w:w="0" w:type="dxa"/>
-            <w:bottom w:w="0" w:type="dxa"/>
-          </w:tblCellMar>
-        </w:tblPrEx>
         <w:tc>
           <w:tcPr>
             <w:tcW w:w="0" w:type="auto"/>
@@ -10221,14 +10127,7 @@
                 <w:sz w:val="20"/>
                 <w:szCs w:val="20"/>
               </w:rPr>
-              <w:t>Korisnik m</w:t>
-            </w:r>
-            <w:r>
-              <w:rPr>
-                <w:sz w:val="20"/>
-                <w:szCs w:val="20"/>
-              </w:rPr>
-              <w:t>ože da se vrati u glavni meni ili nastavi od trenutne pozicije.</w:t>
+              <w:t>Korisnik može da se vrati u glavni meni ili nastavi od trenutne pozicije.</w:t>
             </w:r>
           </w:p>
           <w:p>
@@ -10247,6 +10146,1707 @@
                 <w:szCs w:val="20"/>
               </w:rPr>
               <w:t>Posebno treba da se vodi računa o input-u i aktivnim server timer-ima.</w:t>
+            </w:r>
+          </w:p>
+        </w:tc>
+      </w:tr>
+    </w:tbl>
+    <w:p>
+      <w:pPr>
+        <w:spacing w:after="200"/>
+      </w:pPr>
+    </w:p>
+    <w:tbl>
+      <w:tblPr>
+        <w:tblW w:w="5000" w:type="pct"/>
+        <w:tblBorders>
+          <w:top w:val="none" w:sz="0" w:space="0" w:color="FFFFFF"/>
+          <w:left w:val="none" w:sz="0" w:space="0" w:color="FFFFFF"/>
+          <w:bottom w:val="none" w:sz="0" w:space="0" w:color="FFFFFF"/>
+          <w:right w:val="none" w:sz="0" w:space="0" w:color="FFFFFF"/>
+          <w:insideH w:val="single" w:sz="4" w:space="0" w:color="auto"/>
+          <w:insideV w:val="single" w:sz="4" w:space="0" w:color="auto"/>
+        </w:tblBorders>
+        <w:tblCellMar>
+          <w:left w:w="10" w:type="dxa"/>
+          <w:right w:w="10" w:type="dxa"/>
+        </w:tblCellMar>
+        <w:tblLook w:val="0000" w:firstRow="0" w:lastRow="0" w:firstColumn="0" w:lastColumn="0" w:noHBand="0" w:noVBand="0"/>
+      </w:tblPr>
+      <w:tblGrid>
+        <w:gridCol w:w="9690"/>
+      </w:tblGrid>
+      <w:tr>
+        <w:tc>
+          <w:tcPr>
+            <w:tcW w:w="0" w:type="auto"/>
+            <w:tcBorders>
+              <w:top w:val="single" w:sz="6" w:space="0" w:color="2471A3"/>
+              <w:left w:val="single" w:sz="6" w:space="0" w:color="2471A3"/>
+              <w:bottom w:val="single" w:sz="6" w:space="0" w:color="2471A3"/>
+              <w:right w:val="single" w:sz="6" w:space="0" w:color="2471A3"/>
+            </w:tcBorders>
+            <w:shd w:val="clear" w:color="auto" w:fill="D6EAF8"/>
+            <w:tcMar>
+              <w:top w:w="200" w:type="dxa"/>
+              <w:left w:w="240" w:type="dxa"/>
+              <w:bottom w:w="200" w:type="dxa"/>
+              <w:right w:w="240" w:type="dxa"/>
+            </w:tcMar>
+          </w:tcPr>
+          <w:p>
+            <w:pPr>
+              <w:spacing w:after="200"/>
+            </w:pPr>
+            <w:r>
+              <w:rPr>
+                <w:b/>
+                <w:bCs/>
+              </w:rPr>
+              <w:lastRenderedPageBreak/>
+              <w:t>US-3</w:t>
+            </w:r>
+            <w:r>
+              <w:rPr>
+                <w:b/>
+                <w:bCs/>
+              </w:rPr>
+              <w:t>5</w:t>
+            </w:r>
+            <w:r>
+              <w:rPr>
+                <w:i/>
+                <w:iCs/>
+              </w:rPr>
+              <w:t xml:space="preserve">   EP-04</w:t>
+            </w:r>
+            <w:r>
+              <w:rPr>
+                <w:b/>
+                <w:bCs/>
+              </w:rPr>
+              <w:t xml:space="preserve">  [Could Have]</w:t>
+            </w:r>
+          </w:p>
+          <w:p>
+            <w:pPr>
+              <w:spacing w:after="200"/>
+            </w:pPr>
+            <w:r>
+              <w:rPr>
+                <w:i/>
+                <w:iCs/>
+              </w:rPr>
+              <w:t>Kao</w:t>
+            </w:r>
+          </w:p>
+          <w:p>
+            <w:pPr>
+              <w:spacing w:after="200"/>
+            </w:pPr>
+            <w:r>
+              <w:rPr>
+                <w:b/>
+                <w:bCs/>
+              </w:rPr>
+              <w:t>igrač,</w:t>
+            </w:r>
+          </w:p>
+          <w:p>
+            <w:pPr>
+              <w:spacing w:after="200"/>
+            </w:pPr>
+            <w:r>
+              <w:rPr>
+                <w:i/>
+                <w:iCs/>
+              </w:rPr>
+              <w:t>želim da</w:t>
+            </w:r>
+          </w:p>
+          <w:p>
+            <w:pPr>
+              <w:spacing w:after="200"/>
+            </w:pPr>
+            <w:r>
+              <w:rPr>
+                <w:b/>
+                <w:bCs/>
+              </w:rPr>
+              <w:t xml:space="preserve">mogu da </w:t>
+            </w:r>
+            <w:r>
+              <w:rPr>
+                <w:b/>
+                <w:bCs/>
+              </w:rPr>
+              <w:t>vidim koliko je vremena proslo od pocetka igre</w:t>
+            </w:r>
+            <w:r>
+              <w:rPr>
+                <w:b/>
+                <w:bCs/>
+              </w:rPr>
+              <w:t>,</w:t>
+            </w:r>
+          </w:p>
+          <w:p>
+            <w:pPr>
+              <w:spacing w:after="200"/>
+            </w:pPr>
+            <w:r>
+              <w:rPr>
+                <w:i/>
+                <w:iCs/>
+              </w:rPr>
+              <w:t>kako bih</w:t>
+            </w:r>
+          </w:p>
+          <w:p>
+            <w:pPr>
+              <w:spacing w:after="200"/>
+            </w:pPr>
+            <w:r>
+              <w:rPr>
+                <w:b/>
+                <w:bCs/>
+              </w:rPr>
+              <w:t xml:space="preserve">imao kontrolu nad </w:t>
+            </w:r>
+            <w:r>
+              <w:rPr>
+                <w:b/>
+                <w:bCs/>
+              </w:rPr>
+              <w:t>svojom percepcijom vremena</w:t>
+            </w:r>
+            <w:r>
+              <w:rPr>
+                <w:b/>
+                <w:bCs/>
+              </w:rPr>
+              <w:t>.</w:t>
+            </w:r>
+          </w:p>
+          <w:p>
+            <w:pPr>
+              <w:spacing w:after="200"/>
+            </w:pPr>
+            <w:r>
+              <w:rPr>
+                <w:b/>
+                <w:bCs/>
+              </w:rPr>
+              <w:t>Kriterijumi prihvatanja:</w:t>
+            </w:r>
+          </w:p>
+          <w:p>
+            <w:pPr>
+              <w:numPr>
+                <w:ilvl w:val="0"/>
+                <w:numId w:val="1"/>
+              </w:numPr>
+              <w:spacing w:after="200"/>
+            </w:pPr>
+            <w:r>
+              <w:t>Na HUD-u mi pise prost tajmer koji je validan i mogu bilo kad da ga vidim</w:t>
+            </w:r>
+            <w:r>
+              <w:t>.</w:t>
+            </w:r>
+          </w:p>
+        </w:tc>
+      </w:tr>
+    </w:tbl>
+    <w:p>
+      <w:pPr>
+        <w:spacing w:after="200"/>
+      </w:pPr>
+    </w:p>
+    <w:tbl>
+      <w:tblPr>
+        <w:tblW w:w="5000" w:type="pct"/>
+        <w:tblBorders>
+          <w:top w:val="none" w:sz="0" w:space="0" w:color="FFFFFF"/>
+          <w:left w:val="none" w:sz="0" w:space="0" w:color="FFFFFF"/>
+          <w:bottom w:val="none" w:sz="0" w:space="0" w:color="FFFFFF"/>
+          <w:right w:val="none" w:sz="0" w:space="0" w:color="FFFFFF"/>
+          <w:insideH w:val="single" w:sz="4" w:space="0" w:color="auto"/>
+          <w:insideV w:val="single" w:sz="4" w:space="0" w:color="auto"/>
+        </w:tblBorders>
+        <w:tblCellMar>
+          <w:left w:w="10" w:type="dxa"/>
+          <w:right w:w="10" w:type="dxa"/>
+        </w:tblCellMar>
+        <w:tblLook w:val="0000" w:firstRow="0" w:lastRow="0" w:firstColumn="0" w:lastColumn="0" w:noHBand="0" w:noVBand="0"/>
+      </w:tblPr>
+      <w:tblGrid>
+        <w:gridCol w:w="9690"/>
+      </w:tblGrid>
+      <w:tr>
+        <w:tc>
+          <w:tcPr>
+            <w:tcW w:w="0" w:type="auto"/>
+            <w:tcBorders>
+              <w:top w:val="single" w:sz="6" w:space="0" w:color="2471A3"/>
+              <w:left w:val="single" w:sz="6" w:space="0" w:color="2471A3"/>
+              <w:bottom w:val="single" w:sz="6" w:space="0" w:color="2471A3"/>
+              <w:right w:val="single" w:sz="6" w:space="0" w:color="2471A3"/>
+            </w:tcBorders>
+            <w:shd w:val="clear" w:color="auto" w:fill="D6EAF8"/>
+            <w:tcMar>
+              <w:top w:w="200" w:type="dxa"/>
+              <w:left w:w="240" w:type="dxa"/>
+              <w:bottom w:w="200" w:type="dxa"/>
+              <w:right w:w="240" w:type="dxa"/>
+            </w:tcMar>
+          </w:tcPr>
+          <w:p>
+            <w:pPr>
+              <w:spacing w:after="200"/>
+            </w:pPr>
+            <w:r>
+              <w:rPr>
+                <w:b/>
+                <w:bCs/>
+              </w:rPr>
+              <w:t>US-35</w:t>
+            </w:r>
+            <w:r>
+              <w:rPr>
+                <w:i/>
+                <w:iCs/>
+              </w:rPr>
+              <w:t xml:space="preserve">   EP-04</w:t>
+            </w:r>
+            <w:r>
+              <w:rPr>
+                <w:b/>
+                <w:bCs/>
+              </w:rPr>
+              <w:t xml:space="preserve">  [Could Have]</w:t>
+            </w:r>
+          </w:p>
+          <w:p>
+            <w:pPr>
+              <w:spacing w:after="200"/>
+            </w:pPr>
+            <w:r>
+              <w:rPr>
+                <w:i/>
+                <w:iCs/>
+              </w:rPr>
+              <w:t>Kao</w:t>
+            </w:r>
+          </w:p>
+          <w:p>
+            <w:pPr>
+              <w:spacing w:after="200"/>
+            </w:pPr>
+            <w:r>
+              <w:rPr>
+                <w:b/>
+                <w:bCs/>
+              </w:rPr>
+              <w:t>igrač,</w:t>
+            </w:r>
+          </w:p>
+          <w:p>
+            <w:pPr>
+              <w:spacing w:after="200"/>
+            </w:pPr>
+            <w:r>
+              <w:rPr>
+                <w:i/>
+                <w:iCs/>
+              </w:rPr>
+              <w:t>želim da</w:t>
+            </w:r>
+          </w:p>
+          <w:p>
+            <w:pPr>
+              <w:spacing w:after="200"/>
+            </w:pPr>
+            <w:r>
+              <w:rPr>
+                <w:b/>
+                <w:bCs/>
+              </w:rPr>
+              <w:t>Znam kako se igra igrica</w:t>
+            </w:r>
+            <w:r>
+              <w:rPr>
+                <w:b/>
+                <w:bCs/>
+              </w:rPr>
+              <w:t>,</w:t>
+            </w:r>
+          </w:p>
+          <w:p>
+            <w:pPr>
+              <w:spacing w:after="200"/>
+            </w:pPr>
+            <w:r>
+              <w:rPr>
+                <w:i/>
+                <w:iCs/>
+              </w:rPr>
+              <w:t>kako bih</w:t>
+            </w:r>
+          </w:p>
+          <w:p>
+            <w:pPr>
+              <w:spacing w:after="200"/>
+            </w:pPr>
+            <w:r>
+              <w:rPr>
+                <w:b/>
+                <w:bCs/>
+              </w:rPr>
+              <w:t>ne ne bi pojeli zombaje do koske</w:t>
+            </w:r>
+            <w:r>
+              <w:rPr>
+                <w:b/>
+                <w:bCs/>
+              </w:rPr>
+              <w:t>.</w:t>
+            </w:r>
+          </w:p>
+          <w:p>
+            <w:pPr>
+              <w:spacing w:after="200"/>
+            </w:pPr>
+            <w:r>
+              <w:rPr>
+                <w:b/>
+                <w:bCs/>
+              </w:rPr>
+              <w:t>Kriterijumi prihvatanja:</w:t>
+            </w:r>
+          </w:p>
+          <w:p>
+            <w:pPr>
+              <w:numPr>
+                <w:ilvl w:val="0"/>
+                <w:numId w:val="1"/>
+              </w:numPr>
+              <w:spacing w:after="200"/>
+            </w:pPr>
+            <w:r>
+              <w:t xml:space="preserve">Na HUD-u mi pise </w:t>
+            </w:r>
+            <w:r>
+              <w:t>lista svih kontrola koje mogu da koristim</w:t>
+            </w:r>
+            <w:r>
+              <w:t>.</w:t>
+            </w:r>
+          </w:p>
+          <w:p>
+            <w:pPr>
+              <w:numPr>
+                <w:ilvl w:val="0"/>
+                <w:numId w:val="1"/>
+              </w:numPr>
+              <w:spacing w:after="200"/>
+            </w:pPr>
+            <w:r>
+              <w:t>Pritiskanjem tastera H na tastaturi on nestaje</w:t>
+            </w:r>
+          </w:p>
+        </w:tc>
+      </w:tr>
+    </w:tbl>
+    <w:p>
+      <w:pPr>
+        <w:spacing w:after="200"/>
+      </w:pPr>
+    </w:p>
+    <w:p>
+      <w:pPr>
+        <w:spacing w:after="200"/>
+      </w:pPr>
+    </w:p>
+    <w:tbl>
+      <w:tblPr>
+        <w:tblW w:w="5000" w:type="pct"/>
+        <w:tblBorders>
+          <w:top w:val="none" w:sz="0" w:space="0" w:color="FFFFFF"/>
+          <w:left w:val="none" w:sz="0" w:space="0" w:color="FFFFFF"/>
+          <w:bottom w:val="none" w:sz="0" w:space="0" w:color="FFFFFF"/>
+          <w:right w:val="none" w:sz="0" w:space="0" w:color="FFFFFF"/>
+          <w:insideH w:val="single" w:sz="4" w:space="0" w:color="auto"/>
+          <w:insideV w:val="single" w:sz="4" w:space="0" w:color="auto"/>
+        </w:tblBorders>
+        <w:tblCellMar>
+          <w:left w:w="10" w:type="dxa"/>
+          <w:right w:w="10" w:type="dxa"/>
+        </w:tblCellMar>
+        <w:tblLook w:val="0000" w:firstRow="0" w:lastRow="0" w:firstColumn="0" w:lastColumn="0" w:noHBand="0" w:noVBand="0"/>
+      </w:tblPr>
+      <w:tblGrid>
+        <w:gridCol w:w="9696"/>
+      </w:tblGrid>
+      <w:tr>
+        <w:tc>
+          <w:tcPr>
+            <w:tcW w:w="0" w:type="auto"/>
+            <w:tcBorders>
+              <w:top w:val="single" w:sz="4" w:space="0" w:color="2C3E50"/>
+              <w:left w:val="single" w:sz="4" w:space="0" w:color="2C3E50"/>
+              <w:bottom w:val="single" w:sz="4" w:space="0" w:color="2C3E50"/>
+              <w:right w:val="single" w:sz="4" w:space="0" w:color="2C3E50"/>
+            </w:tcBorders>
+            <w:shd w:val="clear" w:color="auto" w:fill="2C3E50"/>
+            <w:tcMar>
+              <w:top w:w="160" w:type="dxa"/>
+              <w:left w:w="200" w:type="dxa"/>
+              <w:bottom w:w="160" w:type="dxa"/>
+              <w:right w:w="200" w:type="dxa"/>
+            </w:tcMar>
+          </w:tcPr>
+          <w:p>
+            <w:r>
+              <w:br w:type="page"/>
+            </w:r>
+            <w:r>
+              <w:rPr>
+                <w:b/>
+                <w:bCs/>
+                <w:color w:val="FFFFFF"/>
+                <w:sz w:val="24"/>
+                <w:szCs w:val="24"/>
+              </w:rPr>
+              <w:t>EP-05 SERVER I INFRASTRUKTURA</w:t>
+            </w:r>
+          </w:p>
+        </w:tc>
+      </w:tr>
+    </w:tbl>
+    <w:p>
+      <w:pPr>
+        <w:spacing w:after="120"/>
+      </w:pPr>
+    </w:p>
+    <w:tbl>
+      <w:tblPr>
+        <w:tblW w:w="5000" w:type="pct"/>
+        <w:tblBorders>
+          <w:top w:val="none" w:sz="0" w:space="0" w:color="FFFFFF"/>
+          <w:left w:val="none" w:sz="0" w:space="0" w:color="FFFFFF"/>
+          <w:bottom w:val="none" w:sz="0" w:space="0" w:color="FFFFFF"/>
+          <w:right w:val="none" w:sz="0" w:space="0" w:color="FFFFFF"/>
+          <w:insideH w:val="single" w:sz="4" w:space="0" w:color="auto"/>
+          <w:insideV w:val="single" w:sz="4" w:space="0" w:color="auto"/>
+        </w:tblBorders>
+        <w:tblCellMar>
+          <w:left w:w="10" w:type="dxa"/>
+          <w:right w:w="10" w:type="dxa"/>
+        </w:tblCellMar>
+        <w:tblLook w:val="0000" w:firstRow="0" w:lastRow="0" w:firstColumn="0" w:lastColumn="0" w:noHBand="0" w:noVBand="0"/>
+      </w:tblPr>
+      <w:tblGrid>
+        <w:gridCol w:w="9690"/>
+      </w:tblGrid>
+      <w:tr>
+        <w:tc>
+          <w:tcPr>
+            <w:tcW w:w="0" w:type="auto"/>
+            <w:tcBorders>
+              <w:top w:val="single" w:sz="6" w:space="0" w:color="C0392B"/>
+              <w:left w:val="single" w:sz="6" w:space="0" w:color="C0392B"/>
+              <w:bottom w:val="single" w:sz="6" w:space="0" w:color="C0392B"/>
+              <w:right w:val="single" w:sz="6" w:space="0" w:color="C0392B"/>
+            </w:tcBorders>
+            <w:shd w:val="clear" w:color="auto" w:fill="F8D7DA"/>
+            <w:tcMar>
+              <w:top w:w="200" w:type="dxa"/>
+              <w:left w:w="240" w:type="dxa"/>
+              <w:bottom w:w="200" w:type="dxa"/>
+              <w:right w:w="240" w:type="dxa"/>
+            </w:tcMar>
+          </w:tcPr>
+          <w:p>
+            <w:pPr>
+              <w:spacing w:after="120"/>
+            </w:pPr>
+            <w:r>
+              <w:rPr>
+                <w:b/>
+                <w:bCs/>
+                <w:sz w:val="22"/>
+                <w:szCs w:val="22"/>
+              </w:rPr>
+              <w:t>US-15</w:t>
+            </w:r>
+            <w:r>
+              <w:rPr>
+                <w:i/>
+                <w:iCs/>
+                <w:color w:val="595959"/>
+                <w:sz w:val="20"/>
+                <w:szCs w:val="20"/>
+              </w:rPr>
+              <w:t xml:space="preserve">   EP-05</w:t>
+            </w:r>
+            <w:r>
+              <w:rPr>
+                <w:b/>
+                <w:bCs/>
+                <w:color w:val="C0392B"/>
+                <w:sz w:val="20"/>
+                <w:szCs w:val="20"/>
+              </w:rPr>
+              <w:t xml:space="preserve">  [Must Have]</w:t>
+            </w:r>
+          </w:p>
+          <w:p>
+            <w:pPr>
+              <w:spacing w:after="20"/>
+            </w:pPr>
+            <w:r>
+              <w:rPr>
+                <w:i/>
+                <w:iCs/>
+                <w:color w:val="595959"/>
+                <w:sz w:val="20"/>
+                <w:szCs w:val="20"/>
+              </w:rPr>
+              <w:t>Kao</w:t>
+            </w:r>
+          </w:p>
+          <w:p>
+            <w:pPr>
+              <w:spacing w:after="100"/>
+            </w:pPr>
+            <w:r>
+              <w:rPr>
+                <w:b/>
+                <w:bCs/>
+              </w:rPr>
+              <w:t>tim (developer),</w:t>
+            </w:r>
+          </w:p>
+          <w:p>
+            <w:pPr>
+              <w:spacing w:after="20"/>
+            </w:pPr>
+            <w:r>
+              <w:rPr>
+                <w:i/>
+                <w:iCs/>
+                <w:color w:val="595959"/>
+                <w:sz w:val="20"/>
+                <w:szCs w:val="20"/>
+              </w:rPr>
+              <w:t>želim da</w:t>
+            </w:r>
+          </w:p>
+          <w:p>
+            <w:pPr>
+              <w:spacing w:after="100"/>
+            </w:pPr>
+            <w:r>
+              <w:rPr>
+                <w:b/>
+                <w:bCs/>
+              </w:rPr>
+              <w:t>mogu da pokrenem game server lokalno jednom komandom,</w:t>
+            </w:r>
+          </w:p>
+          <w:p>
+            <w:pPr>
+              <w:spacing w:after="20"/>
+            </w:pPr>
+            <w:r>
+              <w:rPr>
+                <w:i/>
+                <w:iCs/>
+                <w:color w:val="595959"/>
+                <w:sz w:val="20"/>
+                <w:szCs w:val="20"/>
+              </w:rPr>
+              <w:t>kako bih</w:t>
+            </w:r>
+          </w:p>
+          <w:p>
+            <w:pPr>
+              <w:spacing w:after="160"/>
+            </w:pPr>
+            <w:r>
+              <w:rPr>
+                <w:b/>
+                <w:bCs/>
+              </w:rPr>
+              <w:t>brzo testirao promene bez kompleksnog podešavanja.</w:t>
+            </w:r>
+          </w:p>
+          <w:p>
+            <w:pPr>
+              <w:spacing w:after="60"/>
+            </w:pPr>
+            <w:r>
+              <w:rPr>
+                <w:b/>
+                <w:bCs/>
+                <w:sz w:val="20"/>
+                <w:szCs w:val="20"/>
+              </w:rPr>
+              <w:lastRenderedPageBreak/>
+              <w:t>Kriterijumi prihvatanja:</w:t>
+            </w:r>
+          </w:p>
+          <w:p>
+            <w:pPr>
+              <w:pStyle w:val="ListParagraph"/>
+              <w:numPr>
+                <w:ilvl w:val="0"/>
+                <w:numId w:val="1"/>
+              </w:numPr>
+              <w:spacing w:after="40"/>
+              <w:ind w:left="260"/>
+            </w:pPr>
+            <w:r>
+              <w:rPr>
+                <w:sz w:val="20"/>
+                <w:szCs w:val="20"/>
+              </w:rPr>
+              <w:t>Server se pokreće komandom 'npm start'.</w:t>
+            </w:r>
+          </w:p>
+          <w:p>
+            <w:pPr>
+              <w:pStyle w:val="ListParagraph"/>
+              <w:numPr>
+                <w:ilvl w:val="0"/>
+                <w:numId w:val="1"/>
+              </w:numPr>
+              <w:spacing w:after="40"/>
+              <w:ind w:left="260"/>
+            </w:pPr>
+            <w:r>
+              <w:rPr>
+                <w:sz w:val="20"/>
+                <w:szCs w:val="20"/>
+              </w:rPr>
+              <w:t>README.md sadrži detaljne instrukcije za podešavanje i pokretanje.</w:t>
+            </w:r>
+          </w:p>
+          <w:p>
+            <w:pPr>
+              <w:pStyle w:val="ListParagraph"/>
+              <w:numPr>
+                <w:ilvl w:val="0"/>
+                <w:numId w:val="1"/>
+              </w:numPr>
+              <w:spacing w:after="40"/>
+              <w:ind w:left="260"/>
+            </w:pPr>
+            <w:r>
+              <w:rPr>
+                <w:sz w:val="20"/>
+                <w:szCs w:val="20"/>
+              </w:rPr>
+              <w:t>Server ispisuje log poruke za konekcije, sobe i tick-ove.</w:t>
+            </w:r>
+          </w:p>
+        </w:tc>
+      </w:tr>
+    </w:tbl>
+    <w:p>
+      <w:pPr>
+        <w:spacing w:after="200"/>
+      </w:pPr>
+    </w:p>
+    <w:tbl>
+      <w:tblPr>
+        <w:tblW w:w="5000" w:type="pct"/>
+        <w:tblBorders>
+          <w:top w:val="none" w:sz="0" w:space="0" w:color="FFFFFF"/>
+          <w:left w:val="none" w:sz="0" w:space="0" w:color="FFFFFF"/>
+          <w:bottom w:val="none" w:sz="0" w:space="0" w:color="FFFFFF"/>
+          <w:right w:val="none" w:sz="0" w:space="0" w:color="FFFFFF"/>
+          <w:insideH w:val="single" w:sz="4" w:space="0" w:color="auto"/>
+          <w:insideV w:val="single" w:sz="4" w:space="0" w:color="auto"/>
+        </w:tblBorders>
+        <w:tblCellMar>
+          <w:left w:w="10" w:type="dxa"/>
+          <w:right w:w="10" w:type="dxa"/>
+        </w:tblCellMar>
+        <w:tblLook w:val="0000" w:firstRow="0" w:lastRow="0" w:firstColumn="0" w:lastColumn="0" w:noHBand="0" w:noVBand="0"/>
+      </w:tblPr>
+      <w:tblGrid>
+        <w:gridCol w:w="9690"/>
+      </w:tblGrid>
+      <w:tr>
+        <w:tc>
+          <w:tcPr>
+            <w:tcW w:w="0" w:type="auto"/>
+            <w:tcBorders>
+              <w:top w:val="single" w:sz="6" w:space="0" w:color="7D3C98"/>
+              <w:left w:val="single" w:sz="6" w:space="0" w:color="7D3C98"/>
+              <w:bottom w:val="single" w:sz="6" w:space="0" w:color="7D3C98"/>
+              <w:right w:val="single" w:sz="6" w:space="0" w:color="7D3C98"/>
+            </w:tcBorders>
+            <w:shd w:val="clear" w:color="auto" w:fill="E6D9F2"/>
+            <w:tcMar>
+              <w:top w:w="200" w:type="dxa"/>
+              <w:left w:w="240" w:type="dxa"/>
+              <w:bottom w:w="200" w:type="dxa"/>
+              <w:right w:w="240" w:type="dxa"/>
+            </w:tcMar>
+          </w:tcPr>
+          <w:p>
+            <w:pPr>
+              <w:spacing w:after="120"/>
+            </w:pPr>
+            <w:r>
+              <w:rPr>
+                <w:b/>
+                <w:bCs/>
+                <w:sz w:val="22"/>
+                <w:szCs w:val="22"/>
+              </w:rPr>
+              <w:t>US-16</w:t>
+            </w:r>
+            <w:r>
+              <w:rPr>
+                <w:i/>
+                <w:iCs/>
+                <w:color w:val="595959"/>
+                <w:sz w:val="20"/>
+                <w:szCs w:val="20"/>
+              </w:rPr>
+              <w:t xml:space="preserve">   EP-05</w:t>
+            </w:r>
+            <w:r>
+              <w:rPr>
+                <w:b/>
+                <w:bCs/>
+                <w:color w:val="7D3C98"/>
+                <w:sz w:val="20"/>
+                <w:szCs w:val="20"/>
+              </w:rPr>
+              <w:t xml:space="preserve">  [Should Have]</w:t>
+            </w:r>
+          </w:p>
+          <w:p>
+            <w:pPr>
+              <w:spacing w:after="20"/>
+            </w:pPr>
+            <w:r>
+              <w:rPr>
+                <w:i/>
+                <w:iCs/>
+                <w:color w:val="595959"/>
+                <w:sz w:val="20"/>
+                <w:szCs w:val="20"/>
+              </w:rPr>
+              <w:t>Kao</w:t>
+            </w:r>
+          </w:p>
+          <w:p>
+            <w:pPr>
+              <w:spacing w:after="100"/>
+            </w:pPr>
+            <w:r>
+              <w:rPr>
+                <w:b/>
+                <w:bCs/>
+              </w:rPr>
+              <w:t>tim (developer),</w:t>
+            </w:r>
+          </w:p>
+          <w:p>
+            <w:pPr>
+              <w:spacing w:after="20"/>
+            </w:pPr>
+            <w:r>
+              <w:rPr>
+                <w:i/>
+                <w:iCs/>
+                <w:color w:val="595959"/>
+                <w:sz w:val="20"/>
+                <w:szCs w:val="20"/>
+              </w:rPr>
+              <w:t>želim da</w:t>
+            </w:r>
+          </w:p>
+          <w:p>
+            <w:pPr>
+              <w:spacing w:after="100"/>
+            </w:pPr>
+            <w:r>
+              <w:rPr>
+                <w:b/>
+                <w:bCs/>
+              </w:rPr>
+              <w:t>mogu da pokrenem game server u Docker kontejneru,</w:t>
+            </w:r>
+          </w:p>
+          <w:p>
+            <w:pPr>
+              <w:spacing w:after="20"/>
+            </w:pPr>
+            <w:r>
+              <w:rPr>
+                <w:i/>
+                <w:iCs/>
+                <w:color w:val="595959"/>
+                <w:sz w:val="20"/>
+                <w:szCs w:val="20"/>
+              </w:rPr>
+              <w:t>kako bih</w:t>
+            </w:r>
+          </w:p>
+          <w:p>
+            <w:pPr>
+              <w:spacing w:after="160"/>
+            </w:pPr>
+            <w:r>
+              <w:rPr>
+                <w:b/>
+                <w:bCs/>
+              </w:rPr>
+              <w:t>se server može lako deployovati na cloud ili deljeni server za finalni demo.</w:t>
+            </w:r>
+          </w:p>
+          <w:p>
+            <w:pPr>
+              <w:spacing w:after="60"/>
+            </w:pPr>
+            <w:r>
+              <w:rPr>
+                <w:b/>
+                <w:bCs/>
+                <w:sz w:val="20"/>
+                <w:szCs w:val="20"/>
+              </w:rPr>
+              <w:t>Kriterijumi prihvatanja:</w:t>
+            </w:r>
+          </w:p>
+          <w:p>
+            <w:pPr>
+              <w:pStyle w:val="ListParagraph"/>
+              <w:numPr>
+                <w:ilvl w:val="0"/>
+                <w:numId w:val="1"/>
+              </w:numPr>
+              <w:spacing w:after="40"/>
+              <w:ind w:left="260"/>
+            </w:pPr>
+            <w:r>
+              <w:rPr>
+                <w:sz w:val="20"/>
+                <w:szCs w:val="20"/>
+              </w:rPr>
+              <w:t>U /server/ folderu postoji validan Dockerfile.</w:t>
+            </w:r>
+          </w:p>
+          <w:p>
+            <w:pPr>
+              <w:pStyle w:val="ListParagraph"/>
+              <w:numPr>
+                <w:ilvl w:val="0"/>
+                <w:numId w:val="1"/>
+              </w:numPr>
+              <w:spacing w:after="40"/>
+              <w:ind w:left="260"/>
+            </w:pPr>
+            <w:r>
+              <w:rPr>
+                <w:sz w:val="20"/>
+                <w:szCs w:val="20"/>
+              </w:rPr>
+              <w:t>'docker build' i 'docker run' rade bez dodatne konfiguracije.</w:t>
+            </w:r>
+          </w:p>
+          <w:p>
+            <w:pPr>
+              <w:pStyle w:val="ListParagraph"/>
+              <w:numPr>
+                <w:ilvl w:val="0"/>
+                <w:numId w:val="1"/>
+              </w:numPr>
+              <w:spacing w:after="40"/>
+              <w:ind w:left="260"/>
+            </w:pPr>
+            <w:r>
+              <w:rPr>
+                <w:sz w:val="20"/>
+                <w:szCs w:val="20"/>
+              </w:rPr>
+              <w:t>Port je konfigurabilna environment varijabla (default: 3000).</w:t>
+            </w:r>
+          </w:p>
+          <w:p>
+            <w:pPr>
+              <w:spacing w:before="120"/>
+            </w:pPr>
+            <w:r>
+              <w:rPr>
+                <w:b/>
+                <w:bCs/>
+                <w:i/>
+                <w:iCs/>
+                <w:color w:val="595959"/>
+                <w:sz w:val="20"/>
+                <w:szCs w:val="20"/>
+              </w:rPr>
+              <w:t xml:space="preserve">Napomena: </w:t>
+            </w:r>
+            <w:r>
+              <w:rPr>
+                <w:i/>
+                <w:iCs/>
+                <w:color w:val="595959"/>
+                <w:sz w:val="20"/>
+                <w:szCs w:val="20"/>
+              </w:rPr>
+              <w:t>Opciono — realizovati tek kada je server potpuno funkcionalan.</w:t>
+            </w:r>
+          </w:p>
+        </w:tc>
+      </w:tr>
+    </w:tbl>
+    <w:p>
+      <w:pPr>
+        <w:spacing w:after="200"/>
+      </w:pPr>
+    </w:p>
+    <w:tbl>
+      <w:tblPr>
+        <w:tblW w:w="5000" w:type="pct"/>
+        <w:tblBorders>
+          <w:top w:val="none" w:sz="0" w:space="0" w:color="FFFFFF"/>
+          <w:left w:val="none" w:sz="0" w:space="0" w:color="FFFFFF"/>
+          <w:bottom w:val="none" w:sz="0" w:space="0" w:color="FFFFFF"/>
+          <w:right w:val="none" w:sz="0" w:space="0" w:color="FFFFFF"/>
+          <w:insideH w:val="single" w:sz="4" w:space="0" w:color="auto"/>
+          <w:insideV w:val="single" w:sz="4" w:space="0" w:color="auto"/>
+        </w:tblBorders>
+        <w:tblCellMar>
+          <w:left w:w="10" w:type="dxa"/>
+          <w:right w:w="10" w:type="dxa"/>
+        </w:tblCellMar>
+        <w:tblLook w:val="0000" w:firstRow="0" w:lastRow="0" w:firstColumn="0" w:lastColumn="0" w:noHBand="0" w:noVBand="0"/>
+      </w:tblPr>
+      <w:tblGrid>
+        <w:gridCol w:w="9690"/>
+      </w:tblGrid>
+      <w:tr>
+        <w:tc>
+          <w:tcPr>
+            <w:tcW w:w="0" w:type="auto"/>
+            <w:tcBorders>
+              <w:top w:val="single" w:sz="6" w:space="0" w:color="7D3C98"/>
+              <w:left w:val="single" w:sz="6" w:space="0" w:color="7D3C98"/>
+              <w:bottom w:val="single" w:sz="6" w:space="0" w:color="7D3C98"/>
+              <w:right w:val="single" w:sz="6" w:space="0" w:color="7D3C98"/>
+            </w:tcBorders>
+            <w:shd w:val="clear" w:color="auto" w:fill="E6D9F2"/>
+            <w:tcMar>
+              <w:top w:w="200" w:type="dxa"/>
+              <w:left w:w="240" w:type="dxa"/>
+              <w:bottom w:w="200" w:type="dxa"/>
+              <w:right w:w="240" w:type="dxa"/>
+            </w:tcMar>
+          </w:tcPr>
+          <w:p>
+            <w:pPr>
+              <w:spacing w:after="120"/>
+            </w:pPr>
+            <w:r>
+              <w:rPr>
+                <w:b/>
+                <w:bCs/>
+                <w:sz w:val="22"/>
+                <w:szCs w:val="22"/>
+              </w:rPr>
+              <w:t>US-35</w:t>
+            </w:r>
+            <w:r>
+              <w:rPr>
+                <w:i/>
+                <w:iCs/>
+                <w:color w:val="595959"/>
+                <w:sz w:val="20"/>
+                <w:szCs w:val="20"/>
+              </w:rPr>
+              <w:t xml:space="preserve">   EP-05</w:t>
+            </w:r>
+            <w:r>
+              <w:rPr>
+                <w:b/>
+                <w:bCs/>
+                <w:color w:val="7D3C98"/>
+                <w:sz w:val="20"/>
+                <w:szCs w:val="20"/>
+              </w:rPr>
+              <w:t xml:space="preserve">  [Should Have]</w:t>
+            </w:r>
+          </w:p>
+          <w:p>
+            <w:pPr>
+              <w:spacing w:after="20"/>
+            </w:pPr>
+            <w:r>
+              <w:rPr>
+                <w:i/>
+                <w:iCs/>
+                <w:color w:val="595959"/>
+                <w:sz w:val="20"/>
+                <w:szCs w:val="20"/>
+              </w:rPr>
+              <w:t>Kao</w:t>
+            </w:r>
+          </w:p>
+          <w:p>
+            <w:pPr>
+              <w:spacing w:after="100"/>
+            </w:pPr>
+            <w:r>
+              <w:rPr>
+                <w:b/>
+                <w:bCs/>
+              </w:rPr>
+              <w:t>tim (developer),</w:t>
+            </w:r>
+          </w:p>
+          <w:p>
+            <w:pPr>
+              <w:spacing w:after="20"/>
+            </w:pPr>
+            <w:r>
+              <w:rPr>
+                <w:i/>
+                <w:iCs/>
+                <w:color w:val="595959"/>
+                <w:sz w:val="20"/>
+                <w:szCs w:val="20"/>
+              </w:rPr>
+              <w:t>želim da</w:t>
+            </w:r>
+          </w:p>
+          <w:p>
+            <w:pPr>
+              <w:spacing w:after="100"/>
+            </w:pPr>
+            <w:r>
+              <w:rPr>
+                <w:b/>
+                <w:bCs/>
+              </w:rPr>
+              <w:t>balans i konfiguracija igre budu definisani u jedinstvenom konfiguracionom fajlu,</w:t>
+            </w:r>
+          </w:p>
+          <w:p>
+            <w:pPr>
+              <w:spacing w:after="20"/>
+            </w:pPr>
+            <w:r>
+              <w:rPr>
+                <w:i/>
+                <w:iCs/>
+                <w:color w:val="595959"/>
+                <w:sz w:val="20"/>
+                <w:szCs w:val="20"/>
+              </w:rPr>
+              <w:t>kako bih</w:t>
+            </w:r>
+          </w:p>
+          <w:p>
+            <w:pPr>
+              <w:spacing w:after="160"/>
+            </w:pPr>
+            <w:r>
+              <w:rPr>
+                <w:b/>
+                <w:bCs/>
+              </w:rPr>
+              <w:t>mogao da menjam brzine, cene, talase i parametre bez direktnog editovanja logike.</w:t>
+            </w:r>
+          </w:p>
+          <w:p>
+            <w:pPr>
+              <w:spacing w:after="60"/>
+            </w:pPr>
+            <w:r>
+              <w:rPr>
+                <w:b/>
+                <w:bCs/>
+                <w:sz w:val="20"/>
+                <w:szCs w:val="20"/>
+              </w:rPr>
+              <w:t>Kriterijumi prihvatanja:</w:t>
+            </w:r>
+          </w:p>
+          <w:p>
+            <w:pPr>
+              <w:pStyle w:val="ListParagraph"/>
+              <w:numPr>
+                <w:ilvl w:val="0"/>
+                <w:numId w:val="1"/>
+              </w:numPr>
+              <w:spacing w:after="40"/>
+              <w:ind w:left="260"/>
+            </w:pPr>
+            <w:r>
+              <w:rPr>
+                <w:sz w:val="20"/>
+                <w:szCs w:val="20"/>
+              </w:rPr>
+              <w:t>Parametri za talase, oružja, consumable-e i zombie tipove su definisani centralno.</w:t>
+            </w:r>
+          </w:p>
+          <w:p>
+            <w:pPr>
+              <w:pStyle w:val="ListParagraph"/>
+              <w:numPr>
+                <w:ilvl w:val="0"/>
+                <w:numId w:val="1"/>
+              </w:numPr>
+              <w:spacing w:after="40"/>
+              <w:ind w:left="260"/>
+            </w:pPr>
+            <w:r>
+              <w:rPr>
+                <w:sz w:val="20"/>
+                <w:szCs w:val="20"/>
+              </w:rPr>
+              <w:t>Promene u konfiguraciji ne zahtevaju restart aplikacije u svim delovima sistema.</w:t>
+            </w:r>
+          </w:p>
+          <w:p>
+            <w:pPr>
+              <w:pStyle w:val="ListParagraph"/>
+              <w:numPr>
+                <w:ilvl w:val="0"/>
+                <w:numId w:val="1"/>
+              </w:numPr>
+              <w:spacing w:after="40"/>
+              <w:ind w:left="260"/>
+            </w:pPr>
+            <w:r>
+              <w:rPr>
+                <w:sz w:val="20"/>
+                <w:szCs w:val="20"/>
+              </w:rPr>
+              <w:t>Server i klijent koriste isti model parametara za konzistentan balans.</w:t>
+            </w:r>
+          </w:p>
+          <w:p>
+            <w:pPr>
+              <w:pStyle w:val="ListParagraph"/>
+              <w:numPr>
+                <w:ilvl w:val="0"/>
+                <w:numId w:val="1"/>
+              </w:numPr>
+              <w:spacing w:after="40"/>
+              <w:ind w:left="260"/>
+            </w:pPr>
+            <w:r>
+              <w:rPr>
+                <w:sz w:val="20"/>
+                <w:szCs w:val="20"/>
+              </w:rPr>
+              <w:t>Ažuriranje konfiguracije je jednostavno i pregledno.</w:t>
+            </w:r>
+          </w:p>
+        </w:tc>
+      </w:tr>
+    </w:tbl>
+    <w:p>
+      <w:pPr>
+        <w:spacing w:after="200"/>
+      </w:pPr>
+    </w:p>
+    <w:tbl>
+      <w:tblPr>
+        <w:tblW w:w="5000" w:type="pct"/>
+        <w:tblBorders>
+          <w:top w:val="none" w:sz="0" w:space="0" w:color="FFFFFF"/>
+          <w:left w:val="none" w:sz="0" w:space="0" w:color="FFFFFF"/>
+          <w:bottom w:val="none" w:sz="0" w:space="0" w:color="FFFFFF"/>
+          <w:right w:val="none" w:sz="0" w:space="0" w:color="FFFFFF"/>
+          <w:insideH w:val="single" w:sz="4" w:space="0" w:color="auto"/>
+          <w:insideV w:val="single" w:sz="4" w:space="0" w:color="auto"/>
+        </w:tblBorders>
+        <w:tblCellMar>
+          <w:left w:w="10" w:type="dxa"/>
+          <w:right w:w="10" w:type="dxa"/>
+        </w:tblCellMar>
+        <w:tblLook w:val="0000" w:firstRow="0" w:lastRow="0" w:firstColumn="0" w:lastColumn="0" w:noHBand="0" w:noVBand="0"/>
+      </w:tblPr>
+      <w:tblGrid>
+        <w:gridCol w:w="9690"/>
+      </w:tblGrid>
+      <w:tr>
+        <w:tc>
+          <w:tcPr>
+            <w:tcW w:w="0" w:type="auto"/>
+            <w:tcBorders>
+              <w:top w:val="single" w:sz="6" w:space="0" w:color="7D3C98"/>
+              <w:left w:val="single" w:sz="6" w:space="0" w:color="7D3C98"/>
+              <w:bottom w:val="single" w:sz="6" w:space="0" w:color="7D3C98"/>
+              <w:right w:val="single" w:sz="6" w:space="0" w:color="7D3C98"/>
+            </w:tcBorders>
+            <w:shd w:val="clear" w:color="auto" w:fill="E6D9F2"/>
+            <w:tcMar>
+              <w:top w:w="200" w:type="dxa"/>
+              <w:left w:w="240" w:type="dxa"/>
+              <w:bottom w:w="200" w:type="dxa"/>
+              <w:right w:w="240" w:type="dxa"/>
+            </w:tcMar>
+          </w:tcPr>
+          <w:p>
+            <w:pPr>
+              <w:spacing w:after="120"/>
+            </w:pPr>
+            <w:r>
+              <w:rPr>
+                <w:b/>
+                <w:bCs/>
+                <w:sz w:val="22"/>
+                <w:szCs w:val="22"/>
+              </w:rPr>
+              <w:t>US-36</w:t>
+            </w:r>
+            <w:r>
+              <w:rPr>
+                <w:i/>
+                <w:iCs/>
+                <w:color w:val="595959"/>
+                <w:sz w:val="20"/>
+                <w:szCs w:val="20"/>
+              </w:rPr>
+              <w:t xml:space="preserve">   EP-05</w:t>
+            </w:r>
+            <w:r>
+              <w:rPr>
+                <w:b/>
+                <w:bCs/>
+                <w:color w:val="7D3C98"/>
+                <w:sz w:val="20"/>
+                <w:szCs w:val="20"/>
+              </w:rPr>
+              <w:t xml:space="preserve">  [Should Have]</w:t>
+            </w:r>
+          </w:p>
+          <w:p>
+            <w:pPr>
+              <w:spacing w:after="20"/>
+            </w:pPr>
+            <w:r>
+              <w:rPr>
+                <w:i/>
+                <w:iCs/>
+                <w:color w:val="595959"/>
+                <w:sz w:val="20"/>
+                <w:szCs w:val="20"/>
+              </w:rPr>
+              <w:t>Kao</w:t>
+            </w:r>
+          </w:p>
+          <w:p>
+            <w:pPr>
+              <w:spacing w:after="100"/>
+            </w:pPr>
+            <w:r>
+              <w:rPr>
+                <w:b/>
+                <w:bCs/>
+              </w:rPr>
+              <w:t>tim (developer),</w:t>
+            </w:r>
+          </w:p>
+          <w:p>
+            <w:pPr>
+              <w:spacing w:after="20"/>
+            </w:pPr>
+            <w:r>
+              <w:rPr>
+                <w:i/>
+                <w:iCs/>
+                <w:color w:val="595959"/>
+                <w:sz w:val="20"/>
+                <w:szCs w:val="20"/>
+              </w:rPr>
+              <w:t>želim da</w:t>
+            </w:r>
+          </w:p>
+          <w:p>
+            <w:pPr>
+              <w:spacing w:after="100"/>
+            </w:pPr>
+            <w:r>
+              <w:rPr>
+                <w:b/>
+                <w:bCs/>
+              </w:rPr>
+              <w:t>server loguje sve bitne događaje u vezi soba, konekcija, talasa i igrača,</w:t>
+            </w:r>
+          </w:p>
+          <w:p>
+            <w:pPr>
+              <w:spacing w:after="20"/>
+            </w:pPr>
+            <w:r>
+              <w:rPr>
+                <w:i/>
+                <w:iCs/>
+                <w:color w:val="595959"/>
+                <w:sz w:val="20"/>
+                <w:szCs w:val="20"/>
+              </w:rPr>
+              <w:t>kako bih</w:t>
+            </w:r>
+          </w:p>
+          <w:p>
+            <w:pPr>
+              <w:spacing w:after="160"/>
+            </w:pPr>
+            <w:r>
+              <w:rPr>
+                <w:b/>
+                <w:bCs/>
+              </w:rPr>
+              <w:t>mogao da brzo identifikujem probleme i proverim ispravnost rada.</w:t>
+            </w:r>
+          </w:p>
+          <w:p>
+            <w:pPr>
+              <w:spacing w:after="60"/>
+            </w:pPr>
+            <w:r>
+              <w:rPr>
+                <w:b/>
+                <w:bCs/>
+                <w:sz w:val="20"/>
+                <w:szCs w:val="20"/>
+              </w:rPr>
+              <w:t>Kriterijumi prihvatanja:</w:t>
+            </w:r>
+          </w:p>
+          <w:p>
+            <w:pPr>
+              <w:pStyle w:val="ListParagraph"/>
+              <w:numPr>
+                <w:ilvl w:val="0"/>
+                <w:numId w:val="1"/>
+              </w:numPr>
+              <w:spacing w:after="40"/>
+              <w:ind w:left="260"/>
+            </w:pPr>
+            <w:r>
+              <w:rPr>
+                <w:sz w:val="20"/>
+                <w:szCs w:val="20"/>
+              </w:rPr>
+              <w:t>Server ispisuje log poruke pri kreiranju i brisanju soba.</w:t>
+            </w:r>
+          </w:p>
+          <w:p>
+            <w:pPr>
+              <w:pStyle w:val="ListParagraph"/>
+              <w:numPr>
+                <w:ilvl w:val="0"/>
+                <w:numId w:val="1"/>
+              </w:numPr>
+              <w:spacing w:after="40"/>
+              <w:ind w:left="260"/>
+            </w:pPr>
+            <w:r>
+              <w:rPr>
+                <w:sz w:val="20"/>
+                <w:szCs w:val="20"/>
+              </w:rPr>
+              <w:lastRenderedPageBreak/>
+              <w:t>Svi join / leave / reconnect / wave event-i su vidljivi u konzoli.</w:t>
+            </w:r>
+          </w:p>
+          <w:p>
+            <w:pPr>
+              <w:pStyle w:val="ListParagraph"/>
+              <w:numPr>
+                <w:ilvl w:val="0"/>
+                <w:numId w:val="1"/>
+              </w:numPr>
+              <w:spacing w:after="40"/>
+              <w:ind w:left="260"/>
+            </w:pPr>
+            <w:r>
+              <w:rPr>
+                <w:sz w:val="20"/>
+                <w:szCs w:val="20"/>
+              </w:rPr>
+              <w:t>Logovi omogućavaju debugovanje gameplay i mrežnih problema.</w:t>
+            </w:r>
+          </w:p>
+          <w:p>
+            <w:pPr>
+              <w:pStyle w:val="ListParagraph"/>
+              <w:numPr>
+                <w:ilvl w:val="0"/>
+                <w:numId w:val="1"/>
+              </w:numPr>
+              <w:spacing w:after="40"/>
+              <w:ind w:left="260"/>
+            </w:pPr>
+            <w:r>
+              <w:rPr>
+                <w:sz w:val="20"/>
+                <w:szCs w:val="20"/>
+              </w:rPr>
+              <w:t>Eventi su formatirani tako da se lako pretražuju.</w:t>
+            </w:r>
+          </w:p>
+        </w:tc>
+      </w:tr>
+    </w:tbl>
+    <w:p>
+      <w:pPr>
+        <w:spacing w:after="200"/>
+      </w:pPr>
+    </w:p>
+    <w:tbl>
+      <w:tblPr>
+        <w:tblW w:w="5000" w:type="pct"/>
+        <w:tblBorders>
+          <w:top w:val="none" w:sz="0" w:space="0" w:color="FFFFFF"/>
+          <w:left w:val="none" w:sz="0" w:space="0" w:color="FFFFFF"/>
+          <w:bottom w:val="none" w:sz="0" w:space="0" w:color="FFFFFF"/>
+          <w:right w:val="none" w:sz="0" w:space="0" w:color="FFFFFF"/>
+          <w:insideH w:val="single" w:sz="4" w:space="0" w:color="auto"/>
+          <w:insideV w:val="single" w:sz="4" w:space="0" w:color="auto"/>
+        </w:tblBorders>
+        <w:tblCellMar>
+          <w:left w:w="10" w:type="dxa"/>
+          <w:right w:w="10" w:type="dxa"/>
+        </w:tblCellMar>
+        <w:tblLook w:val="0000" w:firstRow="0" w:lastRow="0" w:firstColumn="0" w:lastColumn="0" w:noHBand="0" w:noVBand="0"/>
+      </w:tblPr>
+      <w:tblGrid>
+        <w:gridCol w:w="9690"/>
+      </w:tblGrid>
+      <w:tr>
+        <w:tc>
+          <w:tcPr>
+            <w:tcW w:w="0" w:type="auto"/>
+            <w:tcBorders>
+              <w:top w:val="single" w:sz="6" w:space="0" w:color="2471A3"/>
+              <w:left w:val="single" w:sz="6" w:space="0" w:color="2471A3"/>
+              <w:bottom w:val="single" w:sz="6" w:space="0" w:color="2471A3"/>
+              <w:right w:val="single" w:sz="6" w:space="0" w:color="2471A3"/>
+            </w:tcBorders>
+            <w:shd w:val="clear" w:color="auto" w:fill="D6EAF8"/>
+            <w:tcMar>
+              <w:top w:w="200" w:type="dxa"/>
+              <w:left w:w="240" w:type="dxa"/>
+              <w:bottom w:w="200" w:type="dxa"/>
+              <w:right w:w="240" w:type="dxa"/>
+            </w:tcMar>
+          </w:tcPr>
+          <w:p>
+            <w:pPr>
+              <w:spacing w:after="120"/>
+            </w:pPr>
+            <w:r>
+              <w:rPr>
+                <w:b/>
+                <w:bCs/>
+                <w:sz w:val="22"/>
+                <w:szCs w:val="22"/>
+              </w:rPr>
+              <w:t>US-37</w:t>
+            </w:r>
+            <w:r>
+              <w:rPr>
+                <w:i/>
+                <w:iCs/>
+                <w:color w:val="595959"/>
+                <w:sz w:val="20"/>
+                <w:szCs w:val="20"/>
+              </w:rPr>
+              <w:t xml:space="preserve">   EP-05</w:t>
+            </w:r>
+            <w:r>
+              <w:rPr>
+                <w:b/>
+                <w:bCs/>
+                <w:color w:val="2471A3"/>
+                <w:sz w:val="20"/>
+                <w:szCs w:val="20"/>
+              </w:rPr>
+              <w:t xml:space="preserve">  [Could Have]</w:t>
+            </w:r>
+          </w:p>
+          <w:p>
+            <w:pPr>
+              <w:spacing w:after="20"/>
+            </w:pPr>
+            <w:r>
+              <w:rPr>
+                <w:i/>
+                <w:iCs/>
+                <w:color w:val="595959"/>
+                <w:sz w:val="20"/>
+                <w:szCs w:val="20"/>
+              </w:rPr>
+              <w:t>Kao</w:t>
+            </w:r>
+          </w:p>
+          <w:p>
+            <w:pPr>
+              <w:spacing w:after="100"/>
+            </w:pPr>
+            <w:r>
+              <w:rPr>
+                <w:b/>
+                <w:bCs/>
+              </w:rPr>
+              <w:t>tim (developer),</w:t>
+            </w:r>
+          </w:p>
+          <w:p>
+            <w:pPr>
+              <w:spacing w:after="20"/>
+            </w:pPr>
+            <w:r>
+              <w:rPr>
+                <w:i/>
+                <w:iCs/>
+                <w:color w:val="595959"/>
+                <w:sz w:val="20"/>
+                <w:szCs w:val="20"/>
+              </w:rPr>
+              <w:t>želim da</w:t>
+            </w:r>
+          </w:p>
+          <w:p>
+            <w:pPr>
+              <w:spacing w:after="100"/>
+            </w:pPr>
+            <w:r>
+              <w:rPr>
+                <w:b/>
+                <w:bCs/>
+              </w:rPr>
+              <w:t>imamo osnovnu monitoring i telemetry podršku,</w:t>
+            </w:r>
+          </w:p>
+          <w:p>
+            <w:pPr>
+              <w:spacing w:after="20"/>
+            </w:pPr>
+            <w:r>
+              <w:rPr>
+                <w:i/>
+                <w:iCs/>
+                <w:color w:val="595959"/>
+                <w:sz w:val="20"/>
+                <w:szCs w:val="20"/>
+              </w:rPr>
+              <w:t>kako bih</w:t>
+            </w:r>
+          </w:p>
+          <w:p>
+            <w:pPr>
+              <w:spacing w:after="160"/>
+            </w:pPr>
+            <w:r>
+              <w:rPr>
+                <w:b/>
+                <w:bCs/>
+              </w:rPr>
+              <w:t>mogao da pratimo performanse servera, latenciju i stanje igre tokom demo prezentacije.</w:t>
+            </w:r>
+          </w:p>
+          <w:p>
+            <w:pPr>
+              <w:spacing w:after="60"/>
+            </w:pPr>
+            <w:r>
+              <w:rPr>
+                <w:b/>
+                <w:bCs/>
+                <w:sz w:val="20"/>
+                <w:szCs w:val="20"/>
+              </w:rPr>
+              <w:t>Kriterijumi prihvatanja:</w:t>
+            </w:r>
+          </w:p>
+          <w:p>
+            <w:pPr>
+              <w:pStyle w:val="ListParagraph"/>
+              <w:numPr>
+                <w:ilvl w:val="0"/>
+                <w:numId w:val="1"/>
+              </w:numPr>
+              <w:spacing w:after="40"/>
+              <w:ind w:left="260"/>
+            </w:pPr>
+            <w:r>
+              <w:rPr>
+                <w:sz w:val="20"/>
+                <w:szCs w:val="20"/>
+              </w:rPr>
+              <w:t>Zapisuje se broj aktivnih soba, igrača i dužina pauze u loop-u.</w:t>
+            </w:r>
+          </w:p>
+          <w:p>
+            <w:pPr>
+              <w:pStyle w:val="ListParagraph"/>
+              <w:numPr>
+                <w:ilvl w:val="0"/>
+                <w:numId w:val="1"/>
+              </w:numPr>
+              <w:spacing w:after="40"/>
+              <w:ind w:left="260"/>
+            </w:pPr>
+            <w:r>
+              <w:rPr>
+                <w:sz w:val="20"/>
+                <w:szCs w:val="20"/>
+              </w:rPr>
+              <w:t>Mogu da se prate najduže latencije i najčešći disconnect eventi.</w:t>
+            </w:r>
+          </w:p>
+          <w:p>
+            <w:pPr>
+              <w:pStyle w:val="ListParagraph"/>
+              <w:numPr>
+                <w:ilvl w:val="0"/>
+                <w:numId w:val="1"/>
+              </w:numPr>
+              <w:spacing w:after="40"/>
+              <w:ind w:left="260"/>
+            </w:pPr>
+            <w:r>
+              <w:rPr>
+                <w:sz w:val="20"/>
+                <w:szCs w:val="20"/>
+              </w:rPr>
+              <w:t>Monitoring treba da omogući jednostavno debugovanje demo faze.</w:t>
+            </w:r>
+          </w:p>
+          <w:p>
+            <w:pPr>
+              <w:pStyle w:val="ListParagraph"/>
+              <w:numPr>
+                <w:ilvl w:val="0"/>
+                <w:numId w:val="1"/>
+              </w:numPr>
+              <w:spacing w:after="40"/>
+              <w:ind w:left="260"/>
+            </w:pPr>
+            <w:r>
+              <w:rPr>
+                <w:sz w:val="20"/>
+                <w:szCs w:val="20"/>
+              </w:rPr>
+              <w:t>Ovo je opcionalna funkcija koja se dodaje tek nakon stabilnog MVP-ja.</w:t>
             </w:r>
           </w:p>
         </w:tc>
@@ -10283,1360 +11883,6 @@
         <w:gridCol w:w="9696"/>
       </w:tblGrid>
       <w:tr>
-        <w:tblPrEx>
-          <w:tblCellMar>
-            <w:top w:w="0" w:type="dxa"/>
-            <w:bottom w:w="0" w:type="dxa"/>
-          </w:tblCellMar>
-        </w:tblPrEx>
-        <w:tc>
-          <w:tcPr>
-            <w:tcW w:w="0" w:type="auto"/>
-            <w:tcBorders>
-              <w:top w:val="single" w:sz="4" w:space="0" w:color="2C3E50"/>
-              <w:left w:val="single" w:sz="4" w:space="0" w:color="2C3E50"/>
-              <w:bottom w:val="single" w:sz="4" w:space="0" w:color="2C3E50"/>
-              <w:right w:val="single" w:sz="4" w:space="0" w:color="2C3E50"/>
-            </w:tcBorders>
-            <w:shd w:val="clear" w:color="auto" w:fill="2C3E50"/>
-            <w:tcMar>
-              <w:top w:w="160" w:type="dxa"/>
-              <w:left w:w="200" w:type="dxa"/>
-              <w:bottom w:w="160" w:type="dxa"/>
-              <w:right w:w="200" w:type="dxa"/>
-            </w:tcMar>
-          </w:tcPr>
-          <w:p>
-            <w:r>
-              <w:rPr>
-                <w:b/>
-                <w:bCs/>
-                <w:color w:val="FFFFFF"/>
-                <w:sz w:val="24"/>
-                <w:szCs w:val="24"/>
-              </w:rPr>
-              <w:lastRenderedPageBreak/>
-              <w:t>EP-05 SERVER I INFRASTRUKTURA</w:t>
-            </w:r>
-          </w:p>
-        </w:tc>
-      </w:tr>
-    </w:tbl>
-    <w:p>
-      <w:pPr>
-        <w:spacing w:after="120"/>
-      </w:pPr>
-    </w:p>
-    <w:tbl>
-      <w:tblPr>
-        <w:tblW w:w="5000" w:type="pct"/>
-        <w:tblBorders>
-          <w:top w:val="none" w:sz="0" w:space="0" w:color="FFFFFF"/>
-          <w:left w:val="none" w:sz="0" w:space="0" w:color="FFFFFF"/>
-          <w:bottom w:val="none" w:sz="0" w:space="0" w:color="FFFFFF"/>
-          <w:right w:val="none" w:sz="0" w:space="0" w:color="FFFFFF"/>
-          <w:insideH w:val="single" w:sz="4" w:space="0" w:color="auto"/>
-          <w:insideV w:val="single" w:sz="4" w:space="0" w:color="auto"/>
-        </w:tblBorders>
-        <w:tblCellMar>
-          <w:left w:w="10" w:type="dxa"/>
-          <w:right w:w="10" w:type="dxa"/>
-        </w:tblCellMar>
-        <w:tblLook w:val="0000" w:firstRow="0" w:lastRow="0" w:firstColumn="0" w:lastColumn="0" w:noHBand="0" w:noVBand="0"/>
-      </w:tblPr>
-      <w:tblGrid>
-        <w:gridCol w:w="9690"/>
-      </w:tblGrid>
-      <w:tr>
-        <w:tblPrEx>
-          <w:tblCellMar>
-            <w:top w:w="0" w:type="dxa"/>
-            <w:bottom w:w="0" w:type="dxa"/>
-          </w:tblCellMar>
-        </w:tblPrEx>
-        <w:tc>
-          <w:tcPr>
-            <w:tcW w:w="0" w:type="auto"/>
-            <w:tcBorders>
-              <w:top w:val="single" w:sz="6" w:space="0" w:color="C0392B"/>
-              <w:left w:val="single" w:sz="6" w:space="0" w:color="C0392B"/>
-              <w:bottom w:val="single" w:sz="6" w:space="0" w:color="C0392B"/>
-              <w:right w:val="single" w:sz="6" w:space="0" w:color="C0392B"/>
-            </w:tcBorders>
-            <w:shd w:val="clear" w:color="auto" w:fill="F8D7DA"/>
-            <w:tcMar>
-              <w:top w:w="200" w:type="dxa"/>
-              <w:left w:w="240" w:type="dxa"/>
-              <w:bottom w:w="200" w:type="dxa"/>
-              <w:right w:w="240" w:type="dxa"/>
-            </w:tcMar>
-          </w:tcPr>
-          <w:p>
-            <w:pPr>
-              <w:spacing w:after="120"/>
-            </w:pPr>
-            <w:r>
-              <w:rPr>
-                <w:b/>
-                <w:bCs/>
-                <w:sz w:val="22"/>
-                <w:szCs w:val="22"/>
-              </w:rPr>
-              <w:t>US-15</w:t>
-            </w:r>
-            <w:r>
-              <w:rPr>
-                <w:i/>
-                <w:iCs/>
-                <w:color w:val="595959"/>
-                <w:sz w:val="20"/>
-                <w:szCs w:val="20"/>
-              </w:rPr>
-              <w:t xml:space="preserve">   EP-05</w:t>
-            </w:r>
-            <w:r>
-              <w:rPr>
-                <w:b/>
-                <w:bCs/>
-                <w:color w:val="C0392B"/>
-                <w:sz w:val="20"/>
-                <w:szCs w:val="20"/>
-              </w:rPr>
-              <w:t xml:space="preserve">  [Must Have]</w:t>
-            </w:r>
-          </w:p>
-          <w:p>
-            <w:pPr>
-              <w:spacing w:after="20"/>
-            </w:pPr>
-            <w:r>
-              <w:rPr>
-                <w:i/>
-                <w:iCs/>
-                <w:color w:val="595959"/>
-                <w:sz w:val="20"/>
-                <w:szCs w:val="20"/>
-              </w:rPr>
-              <w:t>Kao</w:t>
-            </w:r>
-          </w:p>
-          <w:p>
-            <w:pPr>
-              <w:spacing w:after="100"/>
-            </w:pPr>
-            <w:r>
-              <w:rPr>
-                <w:b/>
-                <w:bCs/>
-              </w:rPr>
-              <w:t>tim (developer),</w:t>
-            </w:r>
-          </w:p>
-          <w:p>
-            <w:pPr>
-              <w:spacing w:after="20"/>
-            </w:pPr>
-            <w:r>
-              <w:rPr>
-                <w:i/>
-                <w:iCs/>
-                <w:color w:val="595959"/>
-                <w:sz w:val="20"/>
-                <w:szCs w:val="20"/>
-              </w:rPr>
-              <w:t>želim da</w:t>
-            </w:r>
-          </w:p>
-          <w:p>
-            <w:pPr>
-              <w:spacing w:after="100"/>
-            </w:pPr>
-            <w:r>
-              <w:rPr>
-                <w:b/>
-                <w:bCs/>
-              </w:rPr>
-              <w:t>mogu da pokrenem game server lokalno jednom komandom,</w:t>
-            </w:r>
-          </w:p>
-          <w:p>
-            <w:pPr>
-              <w:spacing w:after="20"/>
-            </w:pPr>
-            <w:r>
-              <w:rPr>
-                <w:i/>
-                <w:iCs/>
-                <w:color w:val="595959"/>
-                <w:sz w:val="20"/>
-                <w:szCs w:val="20"/>
-              </w:rPr>
-              <w:t>kako bih</w:t>
-            </w:r>
-          </w:p>
-          <w:p>
-            <w:pPr>
-              <w:spacing w:after="160"/>
-            </w:pPr>
-            <w:r>
-              <w:rPr>
-                <w:b/>
-                <w:bCs/>
-              </w:rPr>
-              <w:t>brzo testirao promene bez kompleksnog podešavanja.</w:t>
-            </w:r>
-          </w:p>
-          <w:p>
-            <w:pPr>
-              <w:spacing w:after="60"/>
-            </w:pPr>
-            <w:r>
-              <w:rPr>
-                <w:b/>
-                <w:bCs/>
-                <w:sz w:val="20"/>
-                <w:szCs w:val="20"/>
-              </w:rPr>
-              <w:t>Kriterijumi prihvatanja:</w:t>
-            </w:r>
-          </w:p>
-          <w:p>
-            <w:pPr>
-              <w:pStyle w:val="ListParagraph"/>
-              <w:numPr>
-                <w:ilvl w:val="0"/>
-                <w:numId w:val="1"/>
-              </w:numPr>
-              <w:spacing w:after="40"/>
-              <w:ind w:left="260"/>
-            </w:pPr>
-            <w:r>
-              <w:rPr>
-                <w:sz w:val="20"/>
-                <w:szCs w:val="20"/>
-              </w:rPr>
-              <w:t>Server se pokreće komandom 'npm start'.</w:t>
-            </w:r>
-          </w:p>
-          <w:p>
-            <w:pPr>
-              <w:pStyle w:val="ListParagraph"/>
-              <w:numPr>
-                <w:ilvl w:val="0"/>
-                <w:numId w:val="1"/>
-              </w:numPr>
-              <w:spacing w:after="40"/>
-              <w:ind w:left="260"/>
-            </w:pPr>
-            <w:r>
-              <w:rPr>
-                <w:sz w:val="20"/>
-                <w:szCs w:val="20"/>
-              </w:rPr>
-              <w:t>README.md sadrži detaljne instrukcije za podešavanje i pokretanje.</w:t>
-            </w:r>
-          </w:p>
-          <w:p>
-            <w:pPr>
-              <w:pStyle w:val="ListParagraph"/>
-              <w:numPr>
-                <w:ilvl w:val="0"/>
-                <w:numId w:val="1"/>
-              </w:numPr>
-              <w:spacing w:after="40"/>
-              <w:ind w:left="260"/>
-            </w:pPr>
-            <w:r>
-              <w:rPr>
-                <w:sz w:val="20"/>
-                <w:szCs w:val="20"/>
-              </w:rPr>
-              <w:t>Server isp</w:t>
-            </w:r>
-            <w:r>
-              <w:rPr>
-                <w:sz w:val="20"/>
-                <w:szCs w:val="20"/>
-              </w:rPr>
-              <w:t>isuje log poruke za konekcije, sobe i tick-ove.</w:t>
-            </w:r>
-          </w:p>
-        </w:tc>
-      </w:tr>
-    </w:tbl>
-    <w:p>
-      <w:pPr>
-        <w:spacing w:after="200"/>
-      </w:pPr>
-    </w:p>
-    <w:tbl>
-      <w:tblPr>
-        <w:tblW w:w="5000" w:type="pct"/>
-        <w:tblBorders>
-          <w:top w:val="none" w:sz="0" w:space="0" w:color="FFFFFF"/>
-          <w:left w:val="none" w:sz="0" w:space="0" w:color="FFFFFF"/>
-          <w:bottom w:val="none" w:sz="0" w:space="0" w:color="FFFFFF"/>
-          <w:right w:val="none" w:sz="0" w:space="0" w:color="FFFFFF"/>
-          <w:insideH w:val="single" w:sz="4" w:space="0" w:color="auto"/>
-          <w:insideV w:val="single" w:sz="4" w:space="0" w:color="auto"/>
-        </w:tblBorders>
-        <w:tblCellMar>
-          <w:left w:w="10" w:type="dxa"/>
-          <w:right w:w="10" w:type="dxa"/>
-        </w:tblCellMar>
-        <w:tblLook w:val="0000" w:firstRow="0" w:lastRow="0" w:firstColumn="0" w:lastColumn="0" w:noHBand="0" w:noVBand="0"/>
-      </w:tblPr>
-      <w:tblGrid>
-        <w:gridCol w:w="9690"/>
-      </w:tblGrid>
-      <w:tr>
-        <w:tblPrEx>
-          <w:tblCellMar>
-            <w:top w:w="0" w:type="dxa"/>
-            <w:bottom w:w="0" w:type="dxa"/>
-          </w:tblCellMar>
-        </w:tblPrEx>
-        <w:tc>
-          <w:tcPr>
-            <w:tcW w:w="0" w:type="auto"/>
-            <w:tcBorders>
-              <w:top w:val="single" w:sz="6" w:space="0" w:color="7D3C98"/>
-              <w:left w:val="single" w:sz="6" w:space="0" w:color="7D3C98"/>
-              <w:bottom w:val="single" w:sz="6" w:space="0" w:color="7D3C98"/>
-              <w:right w:val="single" w:sz="6" w:space="0" w:color="7D3C98"/>
-            </w:tcBorders>
-            <w:shd w:val="clear" w:color="auto" w:fill="E6D9F2"/>
-            <w:tcMar>
-              <w:top w:w="200" w:type="dxa"/>
-              <w:left w:w="240" w:type="dxa"/>
-              <w:bottom w:w="200" w:type="dxa"/>
-              <w:right w:w="240" w:type="dxa"/>
-            </w:tcMar>
-          </w:tcPr>
-          <w:p>
-            <w:pPr>
-              <w:spacing w:after="120"/>
-            </w:pPr>
-            <w:r>
-              <w:rPr>
-                <w:b/>
-                <w:bCs/>
-                <w:sz w:val="22"/>
-                <w:szCs w:val="22"/>
-              </w:rPr>
-              <w:t>US-16</w:t>
-            </w:r>
-            <w:r>
-              <w:rPr>
-                <w:i/>
-                <w:iCs/>
-                <w:color w:val="595959"/>
-                <w:sz w:val="20"/>
-                <w:szCs w:val="20"/>
-              </w:rPr>
-              <w:t xml:space="preserve">   EP-05</w:t>
-            </w:r>
-            <w:r>
-              <w:rPr>
-                <w:b/>
-                <w:bCs/>
-                <w:color w:val="7D3C98"/>
-                <w:sz w:val="20"/>
-                <w:szCs w:val="20"/>
-              </w:rPr>
-              <w:t xml:space="preserve">  [Should Have]</w:t>
-            </w:r>
-          </w:p>
-          <w:p>
-            <w:pPr>
-              <w:spacing w:after="20"/>
-            </w:pPr>
-            <w:r>
-              <w:rPr>
-                <w:i/>
-                <w:iCs/>
-                <w:color w:val="595959"/>
-                <w:sz w:val="20"/>
-                <w:szCs w:val="20"/>
-              </w:rPr>
-              <w:t>Kao</w:t>
-            </w:r>
-          </w:p>
-          <w:p>
-            <w:pPr>
-              <w:spacing w:after="100"/>
-            </w:pPr>
-            <w:r>
-              <w:rPr>
-                <w:b/>
-                <w:bCs/>
-              </w:rPr>
-              <w:t>tim (developer),</w:t>
-            </w:r>
-          </w:p>
-          <w:p>
-            <w:pPr>
-              <w:spacing w:after="20"/>
-            </w:pPr>
-            <w:r>
-              <w:rPr>
-                <w:i/>
-                <w:iCs/>
-                <w:color w:val="595959"/>
-                <w:sz w:val="20"/>
-                <w:szCs w:val="20"/>
-              </w:rPr>
-              <w:t>želim da</w:t>
-            </w:r>
-          </w:p>
-          <w:p>
-            <w:pPr>
-              <w:spacing w:after="100"/>
-            </w:pPr>
-            <w:r>
-              <w:rPr>
-                <w:b/>
-                <w:bCs/>
-              </w:rPr>
-              <w:t>mogu da pokrenem game server u Docker kontejneru,</w:t>
-            </w:r>
-          </w:p>
-          <w:p>
-            <w:pPr>
-              <w:spacing w:after="20"/>
-            </w:pPr>
-            <w:r>
-              <w:rPr>
-                <w:i/>
-                <w:iCs/>
-                <w:color w:val="595959"/>
-                <w:sz w:val="20"/>
-                <w:szCs w:val="20"/>
-              </w:rPr>
-              <w:t>kako bih</w:t>
-            </w:r>
-          </w:p>
-          <w:p>
-            <w:pPr>
-              <w:spacing w:after="160"/>
-            </w:pPr>
-            <w:r>
-              <w:rPr>
-                <w:b/>
-                <w:bCs/>
-              </w:rPr>
-              <w:t>se server može lako deployovati na cloud ili deljeni server za finalni demo.</w:t>
-            </w:r>
-          </w:p>
-          <w:p>
-            <w:pPr>
-              <w:spacing w:after="60"/>
-            </w:pPr>
-            <w:r>
-              <w:rPr>
-                <w:b/>
-                <w:bCs/>
-                <w:sz w:val="20"/>
-                <w:szCs w:val="20"/>
-              </w:rPr>
-              <w:t>Kriterijumi prihvatanja:</w:t>
-            </w:r>
-          </w:p>
-          <w:p>
-            <w:pPr>
-              <w:pStyle w:val="ListParagraph"/>
-              <w:numPr>
-                <w:ilvl w:val="0"/>
-                <w:numId w:val="1"/>
-              </w:numPr>
-              <w:spacing w:after="40"/>
-              <w:ind w:left="260"/>
-            </w:pPr>
-            <w:r>
-              <w:rPr>
-                <w:sz w:val="20"/>
-                <w:szCs w:val="20"/>
-              </w:rPr>
-              <w:t>U /server/ folderu postoji validan Dockerfile.</w:t>
-            </w:r>
-          </w:p>
-          <w:p>
-            <w:pPr>
-              <w:pStyle w:val="ListParagraph"/>
-              <w:numPr>
-                <w:ilvl w:val="0"/>
-                <w:numId w:val="1"/>
-              </w:numPr>
-              <w:spacing w:after="40"/>
-              <w:ind w:left="260"/>
-            </w:pPr>
-            <w:r>
-              <w:rPr>
-                <w:sz w:val="20"/>
-                <w:szCs w:val="20"/>
-              </w:rPr>
-              <w:t>'docker build' i 'docker run' rade bez dodatne konfiguracije.</w:t>
-            </w:r>
-          </w:p>
-          <w:p>
-            <w:pPr>
-              <w:pStyle w:val="ListParagraph"/>
-              <w:numPr>
-                <w:ilvl w:val="0"/>
-                <w:numId w:val="1"/>
-              </w:numPr>
-              <w:spacing w:after="40"/>
-              <w:ind w:left="260"/>
-            </w:pPr>
-            <w:r>
-              <w:rPr>
-                <w:sz w:val="20"/>
-                <w:szCs w:val="20"/>
-              </w:rPr>
-              <w:t>Port je konfigurabilna environment varijabla (default: 3000).</w:t>
-            </w:r>
-          </w:p>
-          <w:p>
-            <w:pPr>
-              <w:spacing w:before="120"/>
-            </w:pPr>
-            <w:r>
-              <w:rPr>
-                <w:b/>
-                <w:bCs/>
-                <w:i/>
-                <w:iCs/>
-                <w:color w:val="595959"/>
-                <w:sz w:val="20"/>
-                <w:szCs w:val="20"/>
-              </w:rPr>
-              <w:t xml:space="preserve">Napomena: </w:t>
-            </w:r>
-            <w:r>
-              <w:rPr>
-                <w:i/>
-                <w:iCs/>
-                <w:color w:val="595959"/>
-                <w:sz w:val="20"/>
-                <w:szCs w:val="20"/>
-              </w:rPr>
-              <w:t>Opciono — realizovati tek kada je server potpuno funkcionalan.</w:t>
-            </w:r>
-          </w:p>
-        </w:tc>
-      </w:tr>
-    </w:tbl>
-    <w:p>
-      <w:pPr>
-        <w:spacing w:after="200"/>
-      </w:pPr>
-    </w:p>
-    <w:tbl>
-      <w:tblPr>
-        <w:tblW w:w="5000" w:type="pct"/>
-        <w:tblBorders>
-          <w:top w:val="none" w:sz="0" w:space="0" w:color="FFFFFF"/>
-          <w:left w:val="none" w:sz="0" w:space="0" w:color="FFFFFF"/>
-          <w:bottom w:val="none" w:sz="0" w:space="0" w:color="FFFFFF"/>
-          <w:right w:val="none" w:sz="0" w:space="0" w:color="FFFFFF"/>
-          <w:insideH w:val="single" w:sz="4" w:space="0" w:color="auto"/>
-          <w:insideV w:val="single" w:sz="4" w:space="0" w:color="auto"/>
-        </w:tblBorders>
-        <w:tblCellMar>
-          <w:left w:w="10" w:type="dxa"/>
-          <w:right w:w="10" w:type="dxa"/>
-        </w:tblCellMar>
-        <w:tblLook w:val="0000" w:firstRow="0" w:lastRow="0" w:firstColumn="0" w:lastColumn="0" w:noHBand="0" w:noVBand="0"/>
-      </w:tblPr>
-      <w:tblGrid>
-        <w:gridCol w:w="9690"/>
-      </w:tblGrid>
-      <w:tr>
-        <w:tblPrEx>
-          <w:tblCellMar>
-            <w:top w:w="0" w:type="dxa"/>
-            <w:bottom w:w="0" w:type="dxa"/>
-          </w:tblCellMar>
-        </w:tblPrEx>
-        <w:tc>
-          <w:tcPr>
-            <w:tcW w:w="0" w:type="auto"/>
-            <w:tcBorders>
-              <w:top w:val="single" w:sz="6" w:space="0" w:color="7D3C98"/>
-              <w:left w:val="single" w:sz="6" w:space="0" w:color="7D3C98"/>
-              <w:bottom w:val="single" w:sz="6" w:space="0" w:color="7D3C98"/>
-              <w:right w:val="single" w:sz="6" w:space="0" w:color="7D3C98"/>
-            </w:tcBorders>
-            <w:shd w:val="clear" w:color="auto" w:fill="E6D9F2"/>
-            <w:tcMar>
-              <w:top w:w="200" w:type="dxa"/>
-              <w:left w:w="240" w:type="dxa"/>
-              <w:bottom w:w="200" w:type="dxa"/>
-              <w:right w:w="240" w:type="dxa"/>
-            </w:tcMar>
-          </w:tcPr>
-          <w:p>
-            <w:pPr>
-              <w:spacing w:after="120"/>
-            </w:pPr>
-            <w:r>
-              <w:rPr>
-                <w:b/>
-                <w:bCs/>
-                <w:sz w:val="22"/>
-                <w:szCs w:val="22"/>
-              </w:rPr>
-              <w:t>US-35</w:t>
-            </w:r>
-            <w:r>
-              <w:rPr>
-                <w:i/>
-                <w:iCs/>
-                <w:color w:val="595959"/>
-                <w:sz w:val="20"/>
-                <w:szCs w:val="20"/>
-              </w:rPr>
-              <w:t xml:space="preserve">   EP-05</w:t>
-            </w:r>
-            <w:r>
-              <w:rPr>
-                <w:b/>
-                <w:bCs/>
-                <w:color w:val="7D3C98"/>
-                <w:sz w:val="20"/>
-                <w:szCs w:val="20"/>
-              </w:rPr>
-              <w:t xml:space="preserve">  [Should Have]</w:t>
-            </w:r>
-          </w:p>
-          <w:p>
-            <w:pPr>
-              <w:spacing w:after="20"/>
-            </w:pPr>
-            <w:r>
-              <w:rPr>
-                <w:i/>
-                <w:iCs/>
-                <w:color w:val="595959"/>
-                <w:sz w:val="20"/>
-                <w:szCs w:val="20"/>
-              </w:rPr>
-              <w:t>Kao</w:t>
-            </w:r>
-          </w:p>
-          <w:p>
-            <w:pPr>
-              <w:spacing w:after="100"/>
-            </w:pPr>
-            <w:r>
-              <w:rPr>
-                <w:b/>
-                <w:bCs/>
-              </w:rPr>
-              <w:t>tim (developer),</w:t>
-            </w:r>
-          </w:p>
-          <w:p>
-            <w:pPr>
-              <w:spacing w:after="20"/>
-            </w:pPr>
-            <w:r>
-              <w:rPr>
-                <w:i/>
-                <w:iCs/>
-                <w:color w:val="595959"/>
-                <w:sz w:val="20"/>
-                <w:szCs w:val="20"/>
-              </w:rPr>
-              <w:t>želim da</w:t>
-            </w:r>
-          </w:p>
-          <w:p>
-            <w:pPr>
-              <w:spacing w:after="100"/>
-            </w:pPr>
-            <w:r>
-              <w:rPr>
-                <w:b/>
-                <w:bCs/>
-              </w:rPr>
-              <w:t>balans i konfiguracija igre budu definisani u jedinstvenom konfiguracionom fajlu,</w:t>
-            </w:r>
-          </w:p>
-          <w:p>
-            <w:pPr>
-              <w:spacing w:after="20"/>
-            </w:pPr>
-            <w:r>
-              <w:rPr>
-                <w:i/>
-                <w:iCs/>
-                <w:color w:val="595959"/>
-                <w:sz w:val="20"/>
-                <w:szCs w:val="20"/>
-              </w:rPr>
-              <w:t>kako bih</w:t>
-            </w:r>
-          </w:p>
-          <w:p>
-            <w:pPr>
-              <w:spacing w:after="160"/>
-            </w:pPr>
-            <w:r>
-              <w:rPr>
-                <w:b/>
-                <w:bCs/>
-              </w:rPr>
-              <w:t>mogao da menjam brzine, cene, talase i parametre bez direktnog editovanja logike.</w:t>
-            </w:r>
-          </w:p>
-          <w:p>
-            <w:pPr>
-              <w:spacing w:after="60"/>
-            </w:pPr>
-            <w:r>
-              <w:rPr>
-                <w:b/>
-                <w:bCs/>
-                <w:sz w:val="20"/>
-                <w:szCs w:val="20"/>
-              </w:rPr>
-              <w:t>Kriterijumi prihvatanja:</w:t>
-            </w:r>
-          </w:p>
-          <w:p>
-            <w:pPr>
-              <w:pStyle w:val="ListParagraph"/>
-              <w:numPr>
-                <w:ilvl w:val="0"/>
-                <w:numId w:val="1"/>
-              </w:numPr>
-              <w:spacing w:after="40"/>
-              <w:ind w:left="260"/>
-            </w:pPr>
-            <w:r>
-              <w:rPr>
-                <w:sz w:val="20"/>
-                <w:szCs w:val="20"/>
-              </w:rPr>
-              <w:t>Parametri za talase, oružja, consumable-e i zombie tipove su definisani centralno.</w:t>
-            </w:r>
-          </w:p>
-          <w:p>
-            <w:pPr>
-              <w:pStyle w:val="ListParagraph"/>
-              <w:numPr>
-                <w:ilvl w:val="0"/>
-                <w:numId w:val="1"/>
-              </w:numPr>
-              <w:spacing w:after="40"/>
-              <w:ind w:left="260"/>
-            </w:pPr>
-            <w:r>
-              <w:rPr>
-                <w:sz w:val="20"/>
-                <w:szCs w:val="20"/>
-              </w:rPr>
-              <w:t>Promene u konfiguraciji ne zahtevaju restart aplikacije u svim del</w:t>
-            </w:r>
-            <w:r>
-              <w:rPr>
-                <w:sz w:val="20"/>
-                <w:szCs w:val="20"/>
-              </w:rPr>
-              <w:t>ovima sistema.</w:t>
-            </w:r>
-          </w:p>
-          <w:p>
-            <w:pPr>
-              <w:pStyle w:val="ListParagraph"/>
-              <w:numPr>
-                <w:ilvl w:val="0"/>
-                <w:numId w:val="1"/>
-              </w:numPr>
-              <w:spacing w:after="40"/>
-              <w:ind w:left="260"/>
-            </w:pPr>
-            <w:r>
-              <w:rPr>
-                <w:sz w:val="20"/>
-                <w:szCs w:val="20"/>
-              </w:rPr>
-              <w:t>Server i klijent koriste isti model parametara za konzistentan balans.</w:t>
-            </w:r>
-          </w:p>
-          <w:p>
-            <w:pPr>
-              <w:pStyle w:val="ListParagraph"/>
-              <w:numPr>
-                <w:ilvl w:val="0"/>
-                <w:numId w:val="1"/>
-              </w:numPr>
-              <w:spacing w:after="40"/>
-              <w:ind w:left="260"/>
-            </w:pPr>
-            <w:r>
-              <w:rPr>
-                <w:sz w:val="20"/>
-                <w:szCs w:val="20"/>
-              </w:rPr>
-              <w:t>Ažuriranje konfiguracije je jednostavno i pregledno.</w:t>
-            </w:r>
-          </w:p>
-        </w:tc>
-      </w:tr>
-    </w:tbl>
-    <w:p>
-      <w:pPr>
-        <w:spacing w:after="200"/>
-      </w:pPr>
-    </w:p>
-    <w:tbl>
-      <w:tblPr>
-        <w:tblW w:w="5000" w:type="pct"/>
-        <w:tblBorders>
-          <w:top w:val="none" w:sz="0" w:space="0" w:color="FFFFFF"/>
-          <w:left w:val="none" w:sz="0" w:space="0" w:color="FFFFFF"/>
-          <w:bottom w:val="none" w:sz="0" w:space="0" w:color="FFFFFF"/>
-          <w:right w:val="none" w:sz="0" w:space="0" w:color="FFFFFF"/>
-          <w:insideH w:val="single" w:sz="4" w:space="0" w:color="auto"/>
-          <w:insideV w:val="single" w:sz="4" w:space="0" w:color="auto"/>
-        </w:tblBorders>
-        <w:tblCellMar>
-          <w:left w:w="10" w:type="dxa"/>
-          <w:right w:w="10" w:type="dxa"/>
-        </w:tblCellMar>
-        <w:tblLook w:val="0000" w:firstRow="0" w:lastRow="0" w:firstColumn="0" w:lastColumn="0" w:noHBand="0" w:noVBand="0"/>
-      </w:tblPr>
-      <w:tblGrid>
-        <w:gridCol w:w="9690"/>
-      </w:tblGrid>
-      <w:tr>
-        <w:tblPrEx>
-          <w:tblCellMar>
-            <w:top w:w="0" w:type="dxa"/>
-            <w:bottom w:w="0" w:type="dxa"/>
-          </w:tblCellMar>
-        </w:tblPrEx>
-        <w:tc>
-          <w:tcPr>
-            <w:tcW w:w="0" w:type="auto"/>
-            <w:tcBorders>
-              <w:top w:val="single" w:sz="6" w:space="0" w:color="7D3C98"/>
-              <w:left w:val="single" w:sz="6" w:space="0" w:color="7D3C98"/>
-              <w:bottom w:val="single" w:sz="6" w:space="0" w:color="7D3C98"/>
-              <w:right w:val="single" w:sz="6" w:space="0" w:color="7D3C98"/>
-            </w:tcBorders>
-            <w:shd w:val="clear" w:color="auto" w:fill="E6D9F2"/>
-            <w:tcMar>
-              <w:top w:w="200" w:type="dxa"/>
-              <w:left w:w="240" w:type="dxa"/>
-              <w:bottom w:w="200" w:type="dxa"/>
-              <w:right w:w="240" w:type="dxa"/>
-            </w:tcMar>
-          </w:tcPr>
-          <w:p>
-            <w:pPr>
-              <w:spacing w:after="120"/>
-            </w:pPr>
-            <w:r>
-              <w:rPr>
-                <w:b/>
-                <w:bCs/>
-                <w:sz w:val="22"/>
-                <w:szCs w:val="22"/>
-              </w:rPr>
-              <w:lastRenderedPageBreak/>
-              <w:t>US-36</w:t>
-            </w:r>
-            <w:r>
-              <w:rPr>
-                <w:i/>
-                <w:iCs/>
-                <w:color w:val="595959"/>
-                <w:sz w:val="20"/>
-                <w:szCs w:val="20"/>
-              </w:rPr>
-              <w:t xml:space="preserve">   EP-05</w:t>
-            </w:r>
-            <w:r>
-              <w:rPr>
-                <w:b/>
-                <w:bCs/>
-                <w:color w:val="7D3C98"/>
-                <w:sz w:val="20"/>
-                <w:szCs w:val="20"/>
-              </w:rPr>
-              <w:t xml:space="preserve">  [Should Have]</w:t>
-            </w:r>
-          </w:p>
-          <w:p>
-            <w:pPr>
-              <w:spacing w:after="20"/>
-            </w:pPr>
-            <w:r>
-              <w:rPr>
-                <w:i/>
-                <w:iCs/>
-                <w:color w:val="595959"/>
-                <w:sz w:val="20"/>
-                <w:szCs w:val="20"/>
-              </w:rPr>
-              <w:t>Kao</w:t>
-            </w:r>
-          </w:p>
-          <w:p>
-            <w:pPr>
-              <w:spacing w:after="100"/>
-            </w:pPr>
-            <w:r>
-              <w:rPr>
-                <w:b/>
-                <w:bCs/>
-              </w:rPr>
-              <w:t>tim (developer),</w:t>
-            </w:r>
-          </w:p>
-          <w:p>
-            <w:pPr>
-              <w:spacing w:after="20"/>
-            </w:pPr>
-            <w:r>
-              <w:rPr>
-                <w:i/>
-                <w:iCs/>
-                <w:color w:val="595959"/>
-                <w:sz w:val="20"/>
-                <w:szCs w:val="20"/>
-              </w:rPr>
-              <w:t>želim da</w:t>
-            </w:r>
-          </w:p>
-          <w:p>
-            <w:pPr>
-              <w:spacing w:after="100"/>
-            </w:pPr>
-            <w:r>
-              <w:rPr>
-                <w:b/>
-                <w:bCs/>
-              </w:rPr>
-              <w:t>server loguje sve bitne događaje u vezi soba, konekcija, talasa i igrača,</w:t>
-            </w:r>
-          </w:p>
-          <w:p>
-            <w:pPr>
-              <w:spacing w:after="20"/>
-            </w:pPr>
-            <w:r>
-              <w:rPr>
-                <w:i/>
-                <w:iCs/>
-                <w:color w:val="595959"/>
-                <w:sz w:val="20"/>
-                <w:szCs w:val="20"/>
-              </w:rPr>
-              <w:t>kako bih</w:t>
-            </w:r>
-          </w:p>
-          <w:p>
-            <w:pPr>
-              <w:spacing w:after="160"/>
-            </w:pPr>
-            <w:r>
-              <w:rPr>
-                <w:b/>
-                <w:bCs/>
-              </w:rPr>
-              <w:t>mogao da brzo identifikujem probleme i proverim ispravnost rada.</w:t>
-            </w:r>
-          </w:p>
-          <w:p>
-            <w:pPr>
-              <w:spacing w:after="60"/>
-            </w:pPr>
-            <w:r>
-              <w:rPr>
-                <w:b/>
-                <w:bCs/>
-                <w:sz w:val="20"/>
-                <w:szCs w:val="20"/>
-              </w:rPr>
-              <w:t>Kriterijumi prihvatanja:</w:t>
-            </w:r>
-          </w:p>
-          <w:p>
-            <w:pPr>
-              <w:pStyle w:val="ListParagraph"/>
-              <w:numPr>
-                <w:ilvl w:val="0"/>
-                <w:numId w:val="1"/>
-              </w:numPr>
-              <w:spacing w:after="40"/>
-              <w:ind w:left="260"/>
-            </w:pPr>
-            <w:r>
-              <w:rPr>
-                <w:sz w:val="20"/>
-                <w:szCs w:val="20"/>
-              </w:rPr>
-              <w:t>Server ispisuje log poruke pri kreiranju i brisanju soba.</w:t>
-            </w:r>
-          </w:p>
-          <w:p>
-            <w:pPr>
-              <w:pStyle w:val="ListParagraph"/>
-              <w:numPr>
-                <w:ilvl w:val="0"/>
-                <w:numId w:val="1"/>
-              </w:numPr>
-              <w:spacing w:after="40"/>
-              <w:ind w:left="260"/>
-            </w:pPr>
-            <w:r>
-              <w:rPr>
-                <w:sz w:val="20"/>
-                <w:szCs w:val="20"/>
-              </w:rPr>
-              <w:t>Svi join / leave / reconn</w:t>
-            </w:r>
-            <w:r>
-              <w:rPr>
-                <w:sz w:val="20"/>
-                <w:szCs w:val="20"/>
-              </w:rPr>
-              <w:t>ect / wave event-i su vidljivi u konzoli.</w:t>
-            </w:r>
-          </w:p>
-          <w:p>
-            <w:pPr>
-              <w:pStyle w:val="ListParagraph"/>
-              <w:numPr>
-                <w:ilvl w:val="0"/>
-                <w:numId w:val="1"/>
-              </w:numPr>
-              <w:spacing w:after="40"/>
-              <w:ind w:left="260"/>
-            </w:pPr>
-            <w:r>
-              <w:rPr>
-                <w:sz w:val="20"/>
-                <w:szCs w:val="20"/>
-              </w:rPr>
-              <w:t>Logovi omogućavaju debugovanje gameplay i mrežnih problema.</w:t>
-            </w:r>
-          </w:p>
-          <w:p>
-            <w:pPr>
-              <w:pStyle w:val="ListParagraph"/>
-              <w:numPr>
-                <w:ilvl w:val="0"/>
-                <w:numId w:val="1"/>
-              </w:numPr>
-              <w:spacing w:after="40"/>
-              <w:ind w:left="260"/>
-            </w:pPr>
-            <w:r>
-              <w:rPr>
-                <w:sz w:val="20"/>
-                <w:szCs w:val="20"/>
-              </w:rPr>
-              <w:t>Eventi su formatirani tako da se lako pretražuju.</w:t>
-            </w:r>
-          </w:p>
-        </w:tc>
-      </w:tr>
-    </w:tbl>
-    <w:p>
-      <w:pPr>
-        <w:spacing w:after="200"/>
-      </w:pPr>
-    </w:p>
-    <w:tbl>
-      <w:tblPr>
-        <w:tblW w:w="5000" w:type="pct"/>
-        <w:tblBorders>
-          <w:top w:val="none" w:sz="0" w:space="0" w:color="FFFFFF"/>
-          <w:left w:val="none" w:sz="0" w:space="0" w:color="FFFFFF"/>
-          <w:bottom w:val="none" w:sz="0" w:space="0" w:color="FFFFFF"/>
-          <w:right w:val="none" w:sz="0" w:space="0" w:color="FFFFFF"/>
-          <w:insideH w:val="single" w:sz="4" w:space="0" w:color="auto"/>
-          <w:insideV w:val="single" w:sz="4" w:space="0" w:color="auto"/>
-        </w:tblBorders>
-        <w:tblCellMar>
-          <w:left w:w="10" w:type="dxa"/>
-          <w:right w:w="10" w:type="dxa"/>
-        </w:tblCellMar>
-        <w:tblLook w:val="0000" w:firstRow="0" w:lastRow="0" w:firstColumn="0" w:lastColumn="0" w:noHBand="0" w:noVBand="0"/>
-      </w:tblPr>
-      <w:tblGrid>
-        <w:gridCol w:w="9690"/>
-      </w:tblGrid>
-      <w:tr>
-        <w:tblPrEx>
-          <w:tblCellMar>
-            <w:top w:w="0" w:type="dxa"/>
-            <w:bottom w:w="0" w:type="dxa"/>
-          </w:tblCellMar>
-        </w:tblPrEx>
-        <w:tc>
-          <w:tcPr>
-            <w:tcW w:w="0" w:type="auto"/>
-            <w:tcBorders>
-              <w:top w:val="single" w:sz="6" w:space="0" w:color="2471A3"/>
-              <w:left w:val="single" w:sz="6" w:space="0" w:color="2471A3"/>
-              <w:bottom w:val="single" w:sz="6" w:space="0" w:color="2471A3"/>
-              <w:right w:val="single" w:sz="6" w:space="0" w:color="2471A3"/>
-            </w:tcBorders>
-            <w:shd w:val="clear" w:color="auto" w:fill="D6EAF8"/>
-            <w:tcMar>
-              <w:top w:w="200" w:type="dxa"/>
-              <w:left w:w="240" w:type="dxa"/>
-              <w:bottom w:w="200" w:type="dxa"/>
-              <w:right w:w="240" w:type="dxa"/>
-            </w:tcMar>
-          </w:tcPr>
-          <w:p>
-            <w:pPr>
-              <w:spacing w:after="120"/>
-            </w:pPr>
-            <w:r>
-              <w:rPr>
-                <w:b/>
-                <w:bCs/>
-                <w:sz w:val="22"/>
-                <w:szCs w:val="22"/>
-              </w:rPr>
-              <w:t>US-37</w:t>
-            </w:r>
-            <w:r>
-              <w:rPr>
-                <w:i/>
-                <w:iCs/>
-                <w:color w:val="595959"/>
-                <w:sz w:val="20"/>
-                <w:szCs w:val="20"/>
-              </w:rPr>
-              <w:t xml:space="preserve">   EP-05</w:t>
-            </w:r>
-            <w:r>
-              <w:rPr>
-                <w:b/>
-                <w:bCs/>
-                <w:color w:val="2471A3"/>
-                <w:sz w:val="20"/>
-                <w:szCs w:val="20"/>
-              </w:rPr>
-              <w:t xml:space="preserve">  [Could Have]</w:t>
-            </w:r>
-          </w:p>
-          <w:p>
-            <w:pPr>
-              <w:spacing w:after="20"/>
-            </w:pPr>
-            <w:r>
-              <w:rPr>
-                <w:i/>
-                <w:iCs/>
-                <w:color w:val="595959"/>
-                <w:sz w:val="20"/>
-                <w:szCs w:val="20"/>
-              </w:rPr>
-              <w:t>Kao</w:t>
-            </w:r>
-          </w:p>
-          <w:p>
-            <w:pPr>
-              <w:spacing w:after="100"/>
-            </w:pPr>
-            <w:r>
-              <w:rPr>
-                <w:b/>
-                <w:bCs/>
-              </w:rPr>
-              <w:t>tim (developer),</w:t>
-            </w:r>
-          </w:p>
-          <w:p>
-            <w:pPr>
-              <w:spacing w:after="20"/>
-            </w:pPr>
-            <w:r>
-              <w:rPr>
-                <w:i/>
-                <w:iCs/>
-                <w:color w:val="595959"/>
-                <w:sz w:val="20"/>
-                <w:szCs w:val="20"/>
-              </w:rPr>
-              <w:t>želim da</w:t>
-            </w:r>
-          </w:p>
-          <w:p>
-            <w:pPr>
-              <w:spacing w:after="100"/>
-            </w:pPr>
-            <w:r>
-              <w:rPr>
-                <w:b/>
-                <w:bCs/>
-              </w:rPr>
-              <w:t>imamo osnovnu monitoring i telemetry podršku,</w:t>
-            </w:r>
-          </w:p>
-          <w:p>
-            <w:pPr>
-              <w:spacing w:after="20"/>
-            </w:pPr>
-            <w:r>
-              <w:rPr>
-                <w:i/>
-                <w:iCs/>
-                <w:color w:val="595959"/>
-                <w:sz w:val="20"/>
-                <w:szCs w:val="20"/>
-              </w:rPr>
-              <w:t>kako bih</w:t>
-            </w:r>
-          </w:p>
-          <w:p>
-            <w:pPr>
-              <w:spacing w:after="160"/>
-            </w:pPr>
-            <w:r>
-              <w:rPr>
-                <w:b/>
-                <w:bCs/>
-              </w:rPr>
-              <w:t>mogao da pratimo performanse servera, latenciju i stanje igre tokom demo prezentacije.</w:t>
-            </w:r>
-          </w:p>
-          <w:p>
-            <w:pPr>
-              <w:spacing w:after="60"/>
-            </w:pPr>
-            <w:r>
-              <w:rPr>
-                <w:b/>
-                <w:bCs/>
-                <w:sz w:val="20"/>
-                <w:szCs w:val="20"/>
-              </w:rPr>
-              <w:t>Kriterijumi prihvatanja:</w:t>
-            </w:r>
-          </w:p>
-          <w:p>
-            <w:pPr>
-              <w:pStyle w:val="ListParagraph"/>
-              <w:numPr>
-                <w:ilvl w:val="0"/>
-                <w:numId w:val="1"/>
-              </w:numPr>
-              <w:spacing w:after="40"/>
-              <w:ind w:left="260"/>
-            </w:pPr>
-            <w:r>
-              <w:rPr>
-                <w:sz w:val="20"/>
-                <w:szCs w:val="20"/>
-              </w:rPr>
-              <w:t>Zapisuje se broj aktivnih soba, igrača i dužina pauze u loop-u.</w:t>
-            </w:r>
-          </w:p>
-          <w:p>
-            <w:pPr>
-              <w:pStyle w:val="ListParagraph"/>
-              <w:numPr>
-                <w:ilvl w:val="0"/>
-                <w:numId w:val="1"/>
-              </w:numPr>
-              <w:spacing w:after="40"/>
-              <w:ind w:left="260"/>
-            </w:pPr>
-            <w:r>
-              <w:rPr>
-                <w:sz w:val="20"/>
-                <w:szCs w:val="20"/>
-              </w:rPr>
-              <w:t>Mogu da se prate najduže latencije i najčešći disconnect eventi.</w:t>
-            </w:r>
-          </w:p>
-          <w:p>
-            <w:pPr>
-              <w:pStyle w:val="ListParagraph"/>
-              <w:numPr>
-                <w:ilvl w:val="0"/>
-                <w:numId w:val="1"/>
-              </w:numPr>
-              <w:spacing w:after="40"/>
-              <w:ind w:left="260"/>
-            </w:pPr>
-            <w:r>
-              <w:rPr>
-                <w:sz w:val="20"/>
-                <w:szCs w:val="20"/>
-              </w:rPr>
-              <w:t>Monitoring treba da omogući jednostavno debugovanje demo faze.</w:t>
-            </w:r>
-          </w:p>
-          <w:p>
-            <w:pPr>
-              <w:pStyle w:val="ListParagraph"/>
-              <w:numPr>
-                <w:ilvl w:val="0"/>
-                <w:numId w:val="1"/>
-              </w:numPr>
-              <w:spacing w:after="40"/>
-              <w:ind w:left="260"/>
-            </w:pPr>
-            <w:r>
-              <w:rPr>
-                <w:sz w:val="20"/>
-                <w:szCs w:val="20"/>
-              </w:rPr>
-              <w:t>Ovo je opcionalna funkcija koja se dodaje tek nakon stabilnog MVP-ja.</w:t>
-            </w:r>
-          </w:p>
-        </w:tc>
-      </w:tr>
-    </w:tbl>
-    <w:p>
-      <w:pPr>
-        <w:spacing w:after="200"/>
-      </w:pPr>
-    </w:p>
-    <w:p>
-      <w:r>
-        <w:br w:type="page"/>
-      </w:r>
-    </w:p>
-    <w:tbl>
-      <w:tblPr>
-        <w:tblW w:w="5000" w:type="pct"/>
-        <w:tblBorders>
-          <w:top w:val="none" w:sz="0" w:space="0" w:color="FFFFFF"/>
-          <w:left w:val="none" w:sz="0" w:space="0" w:color="FFFFFF"/>
-          <w:bottom w:val="none" w:sz="0" w:space="0" w:color="FFFFFF"/>
-          <w:right w:val="none" w:sz="0" w:space="0" w:color="FFFFFF"/>
-          <w:insideH w:val="single" w:sz="4" w:space="0" w:color="auto"/>
-          <w:insideV w:val="single" w:sz="4" w:space="0" w:color="auto"/>
-        </w:tblBorders>
-        <w:tblCellMar>
-          <w:left w:w="10" w:type="dxa"/>
-          <w:right w:w="10" w:type="dxa"/>
-        </w:tblCellMar>
-        <w:tblLook w:val="0000" w:firstRow="0" w:lastRow="0" w:firstColumn="0" w:lastColumn="0" w:noHBand="0" w:noVBand="0"/>
-      </w:tblPr>
-      <w:tblGrid>
-        <w:gridCol w:w="9696"/>
-      </w:tblGrid>
-      <w:tr>
-        <w:tblPrEx>
-          <w:tblCellMar>
-            <w:top w:w="0" w:type="dxa"/>
-            <w:bottom w:w="0" w:type="dxa"/>
-          </w:tblCellMar>
-        </w:tblPrEx>
         <w:tc>
           <w:tcPr>
             <w:tcW w:w="0" w:type="auto"/>
@@ -12332,7 +12578,6 @@
   <w:style w:type="character" w:default="1" w:styleId="DefaultParagraphFont">
     <w:name w:val="Default Paragraph Font"/>
     <w:uiPriority w:val="1"/>
-    <w:semiHidden/>
     <w:unhideWhenUsed/>
   </w:style>
   <w:style w:type="table" w:default="1" w:styleId="TableNormal">
